--- a/SEM 6/AIDS-1/Documentation/DSEXP4.docx
+++ b/SEM 6/AIDS-1/Documentation/DSEXP4.docx
@@ -2,14 +2,1437 @@
 <file path=word/document.xml><?xml version="1.0" encoding="utf-8"?>
 <w:document xmlns:wpc="http://schemas.microsoft.com/office/word/2010/wordprocessingCanvas" xmlns:cx="http://schemas.microsoft.com/office/drawing/2014/chartex" xmlns:cx1="http://schemas.microsoft.com/office/drawing/2015/9/8/chartex" xmlns:cx2="http://schemas.microsoft.com/office/drawing/2015/10/21/chartex" xmlns:cx3="http://schemas.microsoft.com/office/drawing/2016/5/9/chartex" xmlns:cx4="http://schemas.microsoft.com/office/drawing/2016/5/10/chartex" xmlns:cx5="http://schemas.microsoft.com/office/drawing/2016/5/11/chartex" xmlns:cx6="http://schemas.microsoft.com/office/drawing/2016/5/12/chartex" xmlns:cx7="http://schemas.microsoft.com/office/drawing/2016/5/13/chartex" xmlns:cx8="http://schemas.microsoft.com/office/drawing/2016/5/14/chartex" xmlns:mc="http://schemas.openxmlformats.org/markup-compatibility/2006" xmlns:aink="http://schemas.microsoft.com/office/drawing/2016/ink" xmlns:am3d="http://schemas.microsoft.com/office/drawing/2017/model3d" xmlns:o="urn:schemas-microsoft-com:office:office" xmlns:r="http://schemas.openxmlformats.org/officeDocument/2006/relationships" xmlns:m="http://schemas.openxmlformats.org/officeDocument/2006/math" xmlns:v="urn:schemas-microsoft-com:vml" xmlns:wp14="http://schemas.microsoft.com/office/word/2010/wordprocessingDrawing" xmlns:wp="http://schemas.openxmlformats.org/drawingml/2006/wordprocessingDrawing" xmlns:w10="urn:schemas-microsoft-com:office:word" xmlns:w="http://schemas.openxmlformats.org/wordprocessingml/2006/main" xmlns:w14="http://schemas.microsoft.com/office/word/2010/wordml" xmlns:w15="http://schemas.microsoft.com/office/word/2012/wordml" xmlns:w16cex="http://schemas.microsoft.com/office/word/2018/wordml/cex" xmlns:w16cid="http://schemas.microsoft.com/office/word/2016/wordml/cid" xmlns:w16="http://schemas.microsoft.com/office/word/2018/wordml" xmlns:w16sdtdh="http://schemas.microsoft.com/office/word/2020/wordml/sdtdatahash" xmlns:w16se="http://schemas.microsoft.com/office/word/2015/wordml/symex" xmlns:wpg="http://schemas.microsoft.com/office/word/2010/wordprocessingGroup" xmlns:wpi="http://schemas.microsoft.com/office/word/2010/wordprocessingInk" xmlns:wne="http://schemas.microsoft.com/office/word/2006/wordml" xmlns:wps="http://schemas.microsoft.com/office/word/2010/wordprocessingShape" mc:Ignorable="w14 w15 w16se w16cid w16 w16cex w16sdtdh wp14">
   <w:body>
-    <w:p/>
+    <w:p>
+      <w:pPr>
+        <w:pStyle w:val="H"/>
+      </w:pPr>
+      <w:r>
+        <w:t>Aim:</w:t>
+      </w:r>
+      <w:r>
+        <w:t xml:space="preserve"> </w:t>
+      </w:r>
+      <w:r>
+        <w:t xml:space="preserve">To perform </w:t>
+      </w:r>
+      <w:r>
+        <w:t>Non-</w:t>
+      </w:r>
+      <w:r>
+        <w:t>Graphical Exploratory Data Analysis.</w:t>
+      </w:r>
+    </w:p>
+    <w:p>
+      <w:pPr>
+        <w:pStyle w:val="S"/>
+      </w:pPr>
+    </w:p>
+    <w:p>
+      <w:pPr>
+        <w:pStyle w:val="H"/>
+      </w:pPr>
+      <w:r>
+        <w:t>What is Mean?</w:t>
+      </w:r>
+    </w:p>
+    <w:p>
+      <w:pPr>
+        <w:pStyle w:val="T"/>
+      </w:pPr>
+      <w:r>
+        <w:t>The mean (or arithmetic average) is a measure of central tendency calculated by summing all values in a dataset and dividing by the total number of values</w:t>
+      </w:r>
+      <w:r>
+        <w:t>.</w:t>
+      </w:r>
+    </w:p>
+    <w:p>
+      <w:pPr>
+        <w:pStyle w:val="T"/>
+        <w:rPr>
+          <w:b/>
+          <w:bCs/>
+          <w:lang w:eastAsia="en-IN"/>
+        </w:rPr>
+      </w:pPr>
+      <w:r>
+        <w:rPr>
+          <w:b/>
+          <w:bCs/>
+          <w:lang w:eastAsia="en-IN"/>
+        </w:rPr>
+        <w:t>Formula: (Sum of values / Number of values)</w:t>
+      </w:r>
+    </w:p>
+    <w:p>
+      <w:pPr>
+        <w:pStyle w:val="S"/>
+      </w:pPr>
+    </w:p>
+    <w:p>
+      <w:pPr>
+        <w:pStyle w:val="H"/>
+      </w:pPr>
+      <w:r>
+        <w:t xml:space="preserve">What is </w:t>
+      </w:r>
+      <w:r>
+        <w:t>Median</w:t>
+      </w:r>
+      <w:r>
+        <w:t>?</w:t>
+      </w:r>
+    </w:p>
+    <w:p>
+      <w:pPr>
+        <w:pStyle w:val="T"/>
+        <w:rPr>
+          <w:lang w:val="en-IN"/>
+        </w:rPr>
+      </w:pPr>
+      <w:r>
+        <w:rPr>
+          <w:lang w:val="en-IN"/>
+        </w:rPr>
+        <w:t>The median is the middle value in an ordered dataset (arranged from lowest to highest), representing the 50th percentile where half the data points are below it and half are above.</w:t>
+      </w:r>
+    </w:p>
+    <w:p>
+      <w:pPr>
+        <w:pStyle w:val="T"/>
+        <w:numPr>
+          <w:ilvl w:val="0"/>
+          <w:numId w:val="4"/>
+        </w:numPr>
+        <w:spacing w:after="40"/>
+        <w:ind w:left="714" w:hanging="357"/>
+        <w:rPr>
+          <w:lang w:eastAsia="en-IN"/>
+        </w:rPr>
+      </w:pPr>
+      <w:r>
+        <w:rPr>
+          <w:b/>
+          <w:bCs/>
+          <w:lang w:eastAsia="en-IN"/>
+        </w:rPr>
+        <w:t>Odd Number of Data Points:</w:t>
+      </w:r>
+      <w:r>
+        <w:rPr>
+          <w:lang w:eastAsia="en-IN"/>
+        </w:rPr>
+        <w:t xml:space="preserve"> The median is the exact middle number.</w:t>
+      </w:r>
+    </w:p>
+    <w:p>
+      <w:pPr>
+        <w:pStyle w:val="T"/>
+        <w:numPr>
+          <w:ilvl w:val="0"/>
+          <w:numId w:val="4"/>
+        </w:numPr>
+        <w:spacing w:after="40"/>
+        <w:ind w:left="714" w:hanging="357"/>
+      </w:pPr>
+      <w:r>
+        <w:rPr>
+          <w:b/>
+          <w:bCs/>
+          <w:lang w:val="en-IN" w:eastAsia="en-IN"/>
+        </w:rPr>
+        <w:t>Even Number of Data Points:</w:t>
+      </w:r>
+      <w:r>
+        <w:rPr>
+          <w:lang w:val="en-IN" w:eastAsia="en-IN"/>
+        </w:rPr>
+        <w:t xml:space="preserve"> The median is the average (mean) of the two middle numbers.</w:t>
+      </w:r>
+    </w:p>
+    <w:p>
+      <w:pPr>
+        <w:pStyle w:val="S"/>
+      </w:pPr>
+    </w:p>
+    <w:p>
+      <w:pPr>
+        <w:pStyle w:val="H"/>
+      </w:pPr>
+      <w:r>
+        <w:t xml:space="preserve">What is </w:t>
+      </w:r>
+      <w:r>
+        <w:t>Mode</w:t>
+      </w:r>
+      <w:r>
+        <w:t>?</w:t>
+      </w:r>
+    </w:p>
+    <w:p>
+      <w:pPr>
+        <w:pStyle w:val="T"/>
+        <w:rPr>
+          <w:lang w:val="en-IN"/>
+        </w:rPr>
+      </w:pPr>
+      <w:r>
+        <w:rPr>
+          <w:lang w:val="en-IN"/>
+        </w:rPr>
+        <w:t>The mode is the value that appears most frequently in a data set, serving as a measure of central tendency to identify the most common item or "peak" in data.</w:t>
+      </w:r>
+    </w:p>
+    <w:p>
+      <w:pPr>
+        <w:pStyle w:val="T"/>
+        <w:rPr>
+          <w:b/>
+          <w:bCs/>
+          <w:lang w:eastAsia="en-IN"/>
+        </w:rPr>
+      </w:pPr>
+      <w:r>
+        <w:rPr>
+          <w:b/>
+          <w:bCs/>
+          <w:lang w:eastAsia="en-IN"/>
+        </w:rPr>
+        <w:t>Types:</w:t>
+      </w:r>
+    </w:p>
+    <w:p>
+      <w:pPr>
+        <w:pStyle w:val="T"/>
+        <w:numPr>
+          <w:ilvl w:val="0"/>
+          <w:numId w:val="6"/>
+        </w:numPr>
+        <w:spacing w:after="40"/>
+        <w:ind w:left="714" w:hanging="357"/>
+        <w:rPr>
+          <w:lang w:eastAsia="en-IN"/>
+        </w:rPr>
+      </w:pPr>
+      <w:r>
+        <w:rPr>
+          <w:lang w:eastAsia="en-IN"/>
+        </w:rPr>
+        <w:t>Unimodal: One value occurs most frequently.</w:t>
+      </w:r>
+    </w:p>
+    <w:p>
+      <w:pPr>
+        <w:pStyle w:val="T"/>
+        <w:numPr>
+          <w:ilvl w:val="0"/>
+          <w:numId w:val="6"/>
+        </w:numPr>
+        <w:spacing w:after="40"/>
+        <w:ind w:left="714" w:hanging="357"/>
+        <w:rPr>
+          <w:lang w:eastAsia="en-IN"/>
+        </w:rPr>
+      </w:pPr>
+      <w:r>
+        <w:rPr>
+          <w:lang w:eastAsia="en-IN"/>
+        </w:rPr>
+        <w:t>Bimodal/Multimodal: Two or more values tie for the highest frequency.</w:t>
+      </w:r>
+    </w:p>
+    <w:p>
+      <w:pPr>
+        <w:pStyle w:val="T"/>
+        <w:numPr>
+          <w:ilvl w:val="0"/>
+          <w:numId w:val="6"/>
+        </w:numPr>
+        <w:spacing w:after="40"/>
+        <w:ind w:left="714" w:hanging="357"/>
+        <w:rPr>
+          <w:lang w:eastAsia="en-IN"/>
+        </w:rPr>
+      </w:pPr>
+      <w:r>
+        <w:rPr>
+          <w:lang w:eastAsia="en-IN"/>
+        </w:rPr>
+        <w:t>No Mode: No values repeat.</w:t>
+      </w:r>
+    </w:p>
+    <w:p>
+      <w:pPr>
+        <w:pStyle w:val="S"/>
+      </w:pPr>
+    </w:p>
+    <w:p>
+      <w:pPr>
+        <w:pStyle w:val="H"/>
+      </w:pPr>
+      <w:r>
+        <w:t xml:space="preserve">What is </w:t>
+      </w:r>
+      <w:r>
+        <w:t>Standard Deviation</w:t>
+      </w:r>
+      <w:r>
+        <w:t>?</w:t>
+      </w:r>
+    </w:p>
+    <w:p>
+      <w:pPr>
+        <w:pStyle w:val="T"/>
+      </w:pPr>
+      <w:r>
+        <w:rPr>
+          <w:noProof/>
+        </w:rPr>
+        <w:drawing>
+          <wp:anchor distT="0" distB="0" distL="114300" distR="114300" simplePos="0" relativeHeight="251659264" behindDoc="0" locked="0" layoutInCell="1" allowOverlap="1" wp14:anchorId="6581451D" wp14:editId="3C2E4CC9">
+            <wp:simplePos x="0" y="0"/>
+            <wp:positionH relativeFrom="column">
+              <wp:posOffset>2813050</wp:posOffset>
+            </wp:positionH>
+            <wp:positionV relativeFrom="paragraph">
+              <wp:posOffset>419100</wp:posOffset>
+            </wp:positionV>
+            <wp:extent cx="738383" cy="360000"/>
+            <wp:effectExtent l="0" t="0" r="5080" b="2540"/>
+            <wp:wrapSquare wrapText="bothSides"/>
+            <wp:docPr id="22" name="Picture 22" descr="Standard Deviation Calculator - Sample/Population"/>
+            <wp:cNvGraphicFramePr>
+              <a:graphicFrameLocks xmlns:a="http://schemas.openxmlformats.org/drawingml/2006/main" noChangeAspect="1"/>
+            </wp:cNvGraphicFramePr>
+            <a:graphic xmlns:a="http://schemas.openxmlformats.org/drawingml/2006/main">
+              <a:graphicData uri="http://schemas.openxmlformats.org/drawingml/2006/picture">
+                <pic:pic xmlns:pic="http://schemas.openxmlformats.org/drawingml/2006/picture">
+                  <pic:nvPicPr>
+                    <pic:cNvPr id="0" name="Picture 60" descr="Standard Deviation Calculator - Sample/Population"/>
+                    <pic:cNvPicPr>
+                      <a:picLocks noChangeAspect="1" noChangeArrowheads="1"/>
+                    </pic:cNvPicPr>
+                  </pic:nvPicPr>
+                  <pic:blipFill>
+                    <a:blip r:embed="rId8">
+                      <a:extLst>
+                        <a:ext uri="{28A0092B-C50C-407E-A947-70E740481C1C}">
+                          <a14:useLocalDpi xmlns:a14="http://schemas.microsoft.com/office/drawing/2010/main" val="0"/>
+                        </a:ext>
+                      </a:extLst>
+                    </a:blip>
+                    <a:srcRect/>
+                    <a:stretch>
+                      <a:fillRect/>
+                    </a:stretch>
+                  </pic:blipFill>
+                  <pic:spPr bwMode="auto">
+                    <a:xfrm>
+                      <a:off x="0" y="0"/>
+                      <a:ext cx="738383" cy="360000"/>
+                    </a:xfrm>
+                    <a:prstGeom prst="rect">
+                      <a:avLst/>
+                    </a:prstGeom>
+                    <a:noFill/>
+                    <a:ln>
+                      <a:noFill/>
+                    </a:ln>
+                  </pic:spPr>
+                </pic:pic>
+              </a:graphicData>
+            </a:graphic>
+            <wp14:sizeRelH relativeFrom="margin">
+              <wp14:pctWidth>0</wp14:pctWidth>
+            </wp14:sizeRelH>
+            <wp14:sizeRelV relativeFrom="margin">
+              <wp14:pctHeight>0</wp14:pctHeight>
+            </wp14:sizeRelV>
+          </wp:anchor>
+        </w:drawing>
+      </w:r>
+      <w:r>
+        <w:t>A standard deviation (or σ) is a measure of how dispersed the data is in relation to the mean. Low, or small, standard deviation indicates data are clustered tightly around the mean, and high, or large, standard deviation indicates data are more spread out.</w:t>
+      </w:r>
+      <w:r>
+        <w:t xml:space="preserve"> </w:t>
+      </w:r>
+    </w:p>
+    <w:p>
+      <w:pPr>
+        <w:pStyle w:val="S"/>
+      </w:pPr>
+    </w:p>
+    <w:p>
+      <w:pPr>
+        <w:pStyle w:val="H"/>
+      </w:pPr>
+      <w:r>
+        <w:t xml:space="preserve">What is </w:t>
+      </w:r>
+      <w:r>
+        <w:t>Variance</w:t>
+      </w:r>
+      <w:r>
+        <w:t>?</w:t>
+      </w:r>
+    </w:p>
+    <w:p>
+      <w:pPr>
+        <w:pStyle w:val="T"/>
+      </w:pPr>
+      <w:r>
+        <w:rPr>
+          <w:noProof/>
+        </w:rPr>
+        <w:drawing>
+          <wp:anchor distT="0" distB="0" distL="114300" distR="114300" simplePos="0" relativeHeight="251658240" behindDoc="0" locked="0" layoutInCell="1" allowOverlap="1" wp14:anchorId="189D25EE" wp14:editId="69E5E40F">
+            <wp:simplePos x="0" y="0"/>
+            <wp:positionH relativeFrom="column">
+              <wp:posOffset>4800600</wp:posOffset>
+            </wp:positionH>
+            <wp:positionV relativeFrom="paragraph">
+              <wp:posOffset>401320</wp:posOffset>
+            </wp:positionV>
+            <wp:extent cx="886000" cy="360000"/>
+            <wp:effectExtent l="0" t="0" r="0" b="2540"/>
+            <wp:wrapSquare wrapText="bothSides"/>
+            <wp:docPr id="21" name="Picture 21" descr="Variance: Definition, Formula and Step-by-Step Examples ..."/>
+            <wp:cNvGraphicFramePr>
+              <a:graphicFrameLocks xmlns:a="http://schemas.openxmlformats.org/drawingml/2006/main" noChangeAspect="1"/>
+            </wp:cNvGraphicFramePr>
+            <a:graphic xmlns:a="http://schemas.openxmlformats.org/drawingml/2006/main">
+              <a:graphicData uri="http://schemas.openxmlformats.org/drawingml/2006/picture">
+                <pic:pic xmlns:pic="http://schemas.openxmlformats.org/drawingml/2006/picture">
+                  <pic:nvPicPr>
+                    <pic:cNvPr id="0" name="Picture 58" descr="Variance: Definition, Formula and Step-by-Step Examples ..."/>
+                    <pic:cNvPicPr>
+                      <a:picLocks noChangeAspect="1" noChangeArrowheads="1"/>
+                    </pic:cNvPicPr>
+                  </pic:nvPicPr>
+                  <pic:blipFill>
+                    <a:blip r:embed="rId9">
+                      <a:extLst>
+                        <a:ext uri="{28A0092B-C50C-407E-A947-70E740481C1C}">
+                          <a14:useLocalDpi xmlns:a14="http://schemas.microsoft.com/office/drawing/2010/main" val="0"/>
+                        </a:ext>
+                      </a:extLst>
+                    </a:blip>
+                    <a:srcRect/>
+                    <a:stretch>
+                      <a:fillRect/>
+                    </a:stretch>
+                  </pic:blipFill>
+                  <pic:spPr bwMode="auto">
+                    <a:xfrm>
+                      <a:off x="0" y="0"/>
+                      <a:ext cx="886000" cy="360000"/>
+                    </a:xfrm>
+                    <a:prstGeom prst="rect">
+                      <a:avLst/>
+                    </a:prstGeom>
+                    <a:noFill/>
+                    <a:ln>
+                      <a:noFill/>
+                    </a:ln>
+                  </pic:spPr>
+                </pic:pic>
+              </a:graphicData>
+            </a:graphic>
+          </wp:anchor>
+        </w:drawing>
+      </w:r>
+      <w:r>
+        <w:t>Variance is a statistical measure of how far a set of data points are spread out from their average (mean) value. Defined as the average of the squared differences from the mean, a low variance indicates data is clustered near the mean, while a high variance indicates data is widely dispersed.</w:t>
+      </w:r>
+    </w:p>
+    <w:p>
+      <w:pPr>
+        <w:pStyle w:val="S"/>
+      </w:pPr>
+    </w:p>
+    <w:p>
+      <w:pPr>
+        <w:pStyle w:val="H"/>
+      </w:pPr>
+      <w:r>
+        <w:t xml:space="preserve">What is </w:t>
+      </w:r>
+      <w:r>
+        <w:t>IQR</w:t>
+      </w:r>
+      <w:r>
+        <w:t>?</w:t>
+      </w:r>
+    </w:p>
+    <w:p>
+      <w:pPr>
+        <w:pStyle w:val="T"/>
+      </w:pPr>
+      <w:r>
+        <w:t xml:space="preserve">The Interquartile Range (IQR) is a measure of statistical dispersion that represents the spread of the middle 50% of a data set, </w:t>
+      </w:r>
+      <w:r>
+        <w:t>calculated by subtracting first quartile Q1 from third Q3.</w:t>
+      </w:r>
+    </w:p>
+    <w:p>
+      <w:pPr>
+        <w:pStyle w:val="T"/>
+        <w:rPr>
+          <w:b/>
+          <w:bCs/>
+          <w:lang w:eastAsia="en-IN"/>
+        </w:rPr>
+      </w:pPr>
+      <w:r>
+        <w:rPr>
+          <w:b/>
+          <w:bCs/>
+          <w:lang w:eastAsia="en-IN"/>
+        </w:rPr>
+        <w:t xml:space="preserve">Formula: </w:t>
+      </w:r>
+      <w:r>
+        <w:rPr>
+          <w:b/>
+          <w:bCs/>
+          <w:lang w:eastAsia="en-IN"/>
+        </w:rPr>
+        <w:t>IQR = Q3 – Q1</w:t>
+      </w:r>
+    </w:p>
+    <w:p>
+      <w:pPr>
+        <w:pStyle w:val="S"/>
+      </w:pPr>
+    </w:p>
+    <w:p>
+      <w:pPr>
+        <w:pStyle w:val="H"/>
+      </w:pPr>
+      <w:r>
+        <w:t xml:space="preserve">What is </w:t>
+      </w:r>
+      <w:r>
+        <w:t>Kurtosis</w:t>
+      </w:r>
+      <w:r>
+        <w:t>?</w:t>
+      </w:r>
+    </w:p>
+    <w:p>
+      <w:pPr>
+        <w:pStyle w:val="T"/>
+      </w:pPr>
+      <w:r>
+        <w:lastRenderedPageBreak/>
+        <w:t>Kurtosis is a statistical measure that defines the heaviness of the tails of a probability distribution relative to a normal distribution. It indicates the frequency of outliers (extreme values) in a dataset, rather than just the peak's height. High kurtosis means more, extreme outliers, while low kurtosis indicates fewer, lighter outliers.</w:t>
+      </w:r>
+    </w:p>
+    <w:p>
+      <w:pPr>
+        <w:pStyle w:val="H"/>
+      </w:pPr>
+      <w:r>
+        <w:t>Types of Kurtosis</w:t>
+      </w:r>
+      <w:r>
+        <w:t>:</w:t>
+      </w:r>
+    </w:p>
+    <w:p>
+      <w:pPr>
+        <w:pStyle w:val="T"/>
+        <w:numPr>
+          <w:ilvl w:val="0"/>
+          <w:numId w:val="2"/>
+        </w:numPr>
+        <w:spacing w:after="40"/>
+        <w:ind w:left="714" w:hanging="357"/>
+      </w:pPr>
+      <w:hyperlink r:id="rId10" w:history="1">
+        <w:r>
+          <w:t>Leptokurtic</w:t>
+        </w:r>
+      </w:hyperlink>
+      <w:r>
+        <w:t xml:space="preserve"> (High Kurtosis): Sharp peak, heavy tails, high outlier risk.</w:t>
+      </w:r>
+    </w:p>
+    <w:p>
+      <w:pPr>
+        <w:pStyle w:val="T"/>
+        <w:numPr>
+          <w:ilvl w:val="0"/>
+          <w:numId w:val="2"/>
+        </w:numPr>
+        <w:spacing w:after="40"/>
+        <w:ind w:left="714" w:hanging="357"/>
+      </w:pPr>
+      <w:hyperlink r:id="rId11" w:history="1">
+        <w:r>
+          <w:t>Mesokurtic</w:t>
+        </w:r>
+      </w:hyperlink>
+      <w:r>
+        <w:t xml:space="preserve"> (Normal Kurtosis): Moderate, normal distribution shape.</w:t>
+      </w:r>
+    </w:p>
+    <w:p>
+      <w:pPr>
+        <w:pStyle w:val="T"/>
+        <w:numPr>
+          <w:ilvl w:val="0"/>
+          <w:numId w:val="2"/>
+        </w:numPr>
+        <w:spacing w:after="40"/>
+        <w:ind w:left="714" w:hanging="357"/>
+      </w:pPr>
+      <w:hyperlink r:id="rId12" w:history="1">
+        <w:r>
+          <w:t>Platykurtic</w:t>
+        </w:r>
+      </w:hyperlink>
+      <w:r>
+        <w:t xml:space="preserve"> (Low Kurtosis): Flat peak, thin tails, low outlier risk. </w:t>
+      </w:r>
+    </w:p>
+    <w:p>
+      <w:pPr>
+        <w:pStyle w:val="S"/>
+      </w:pPr>
+    </w:p>
+    <w:p>
+      <w:pPr>
+        <w:pStyle w:val="H"/>
+      </w:pPr>
+      <w:r>
+        <w:t>Dataset:</w:t>
+      </w:r>
+    </w:p>
+    <w:p>
+      <w:pPr>
+        <w:pStyle w:val="T"/>
+      </w:pPr>
+      <w:r>
+        <w:drawing>
+          <wp:inline distT="0" distB="0" distL="0" distR="0" wp14:anchorId="4509150D" wp14:editId="2A539A9B">
+            <wp:extent cx="6188710" cy="2667000"/>
+            <wp:effectExtent l="0" t="0" r="2540" b="0"/>
+            <wp:docPr id="1" name="Picture 1"/>
+            <wp:cNvGraphicFramePr>
+              <a:graphicFrameLocks xmlns:a="http://schemas.openxmlformats.org/drawingml/2006/main" noChangeAspect="1"/>
+            </wp:cNvGraphicFramePr>
+            <a:graphic xmlns:a="http://schemas.openxmlformats.org/drawingml/2006/main">
+              <a:graphicData uri="http://schemas.openxmlformats.org/drawingml/2006/picture">
+                <pic:pic xmlns:pic="http://schemas.openxmlformats.org/drawingml/2006/picture">
+                  <pic:nvPicPr>
+                    <pic:cNvPr id="1" name=""/>
+                    <pic:cNvPicPr/>
+                  </pic:nvPicPr>
+                  <pic:blipFill>
+                    <a:blip r:embed="rId13"/>
+                    <a:stretch>
+                      <a:fillRect/>
+                    </a:stretch>
+                  </pic:blipFill>
+                  <pic:spPr>
+                    <a:xfrm>
+                      <a:off x="0" y="0"/>
+                      <a:ext cx="6188710" cy="2667000"/>
+                    </a:xfrm>
+                    <a:prstGeom prst="rect">
+                      <a:avLst/>
+                    </a:prstGeom>
+                  </pic:spPr>
+                </pic:pic>
+              </a:graphicData>
+            </a:graphic>
+          </wp:inline>
+        </w:drawing>
+      </w:r>
+    </w:p>
+    <w:p>
+      <w:pPr>
+        <w:pStyle w:val="S"/>
+      </w:pPr>
+    </w:p>
+    <w:p>
+      <w:pPr>
+        <w:pStyle w:val="H"/>
+      </w:pPr>
+      <w:r>
+        <w:t>Code:</w:t>
+      </w:r>
+    </w:p>
+    <w:p>
+      <w:pPr>
+        <w:pStyle w:val="C"/>
+        <w:rPr>
+          <w:color w:val="auto"/>
+        </w:rPr>
+      </w:pPr>
+      <w:r>
+        <w:rPr>
+          <w:color w:val="auto"/>
+        </w:rPr>
+        <w:t>import pandas as pd</w:t>
+      </w:r>
+    </w:p>
+    <w:p>
+      <w:pPr>
+        <w:pStyle w:val="C"/>
+        <w:rPr>
+          <w:color w:val="auto"/>
+        </w:rPr>
+      </w:pPr>
+    </w:p>
+    <w:p>
+      <w:pPr>
+        <w:pStyle w:val="C"/>
+        <w:rPr>
+          <w:color w:val="auto"/>
+        </w:rPr>
+      </w:pPr>
+      <w:r>
+        <w:rPr>
+          <w:color w:val="auto"/>
+        </w:rPr>
+        <w:t>df = pd.DataFrame(dataset)</w:t>
+      </w:r>
+    </w:p>
+    <w:p>
+      <w:pPr>
+        <w:pStyle w:val="C"/>
+        <w:rPr>
+          <w:color w:val="auto"/>
+        </w:rPr>
+      </w:pPr>
+    </w:p>
+    <w:p>
+      <w:pPr>
+        <w:pStyle w:val="C"/>
+        <w:rPr>
+          <w:color w:val="auto"/>
+        </w:rPr>
+      </w:pPr>
+      <w:r>
+        <w:rPr>
+          <w:color w:val="auto"/>
+        </w:rPr>
+        <w:t>print()</w:t>
+      </w:r>
+    </w:p>
+    <w:p>
+      <w:pPr>
+        <w:pStyle w:val="C"/>
+        <w:rPr>
+          <w:color w:val="auto"/>
+        </w:rPr>
+      </w:pPr>
+      <w:r>
+        <w:rPr>
+          <w:color w:val="auto"/>
+        </w:rPr>
+        <w:t>print("=" * 122)</w:t>
+      </w:r>
+    </w:p>
+    <w:p>
+      <w:pPr>
+        <w:pStyle w:val="C"/>
+        <w:rPr>
+          <w:color w:val="auto"/>
+        </w:rPr>
+      </w:pPr>
+      <w:r>
+        <w:rPr>
+          <w:color w:val="auto"/>
+        </w:rPr>
+        <w:t>print(f"{'ID':&lt;4} {'Name':&lt;35} {'Developer':&lt;20} {'Genre':&lt;18} {'Year':&lt;6} {'Metacritic':&lt;10} {'Sales (M)':&lt;10} {'Peak Players':&lt;12}")</w:t>
+      </w:r>
+    </w:p>
+    <w:p>
+      <w:pPr>
+        <w:pStyle w:val="C"/>
+        <w:rPr>
+          <w:color w:val="auto"/>
+        </w:rPr>
+      </w:pPr>
+      <w:r>
+        <w:rPr>
+          <w:color w:val="auto"/>
+        </w:rPr>
+        <w:t>print("-" * 122)</w:t>
+      </w:r>
+    </w:p>
+    <w:p>
+      <w:pPr>
+        <w:pStyle w:val="C"/>
+        <w:rPr>
+          <w:color w:val="auto"/>
+        </w:rPr>
+      </w:pPr>
+    </w:p>
+    <w:p>
+      <w:pPr>
+        <w:pStyle w:val="C"/>
+        <w:rPr>
+          <w:color w:val="auto"/>
+        </w:rPr>
+      </w:pPr>
+      <w:r>
+        <w:rPr>
+          <w:color w:val="auto"/>
+        </w:rPr>
+        <w:t>for game in dataset:</w:t>
+      </w:r>
+    </w:p>
+    <w:p>
+      <w:pPr>
+        <w:pStyle w:val="C"/>
+        <w:rPr>
+          <w:color w:val="auto"/>
+        </w:rPr>
+      </w:pPr>
+      <w:r>
+        <w:rPr>
+          <w:color w:val="auto"/>
+        </w:rPr>
+        <w:t>    print(f"{game['id']:&lt;4} {game['name'][:34]:&lt;35} {game['developer'][:19]:&lt;20} {game['genre'][:17]:&lt;18} "</w:t>
+      </w:r>
+    </w:p>
+    <w:p>
+      <w:pPr>
+        <w:pStyle w:val="C"/>
+        <w:rPr>
+          <w:color w:val="auto"/>
+        </w:rPr>
+      </w:pPr>
+      <w:r>
+        <w:rPr>
+          <w:color w:val="auto"/>
+        </w:rPr>
+        <w:t>          f"{game['release_year']:&lt;6} {game['metacritic_score']:&lt;10} {game['sales_millions']:&lt;10.1f} {game['peak_players']:&lt;12,}")</w:t>
+      </w:r>
+    </w:p>
+    <w:p>
+      <w:pPr>
+        <w:pStyle w:val="C"/>
+        <w:rPr>
+          <w:color w:val="auto"/>
+        </w:rPr>
+      </w:pPr>
+    </w:p>
+    <w:p>
+      <w:pPr>
+        <w:pStyle w:val="C"/>
+        <w:rPr>
+          <w:color w:val="auto"/>
+        </w:rPr>
+      </w:pPr>
+      <w:r>
+        <w:rPr>
+          <w:color w:val="auto"/>
+        </w:rPr>
+        <w:t>print("=" * 122)</w:t>
+      </w:r>
+    </w:p>
+    <w:p>
+      <w:pPr>
+        <w:pStyle w:val="C"/>
+        <w:rPr>
+          <w:color w:val="auto"/>
+        </w:rPr>
+      </w:pPr>
+    </w:p>
+    <w:p>
+      <w:pPr>
+        <w:pStyle w:val="C"/>
+        <w:rPr>
+          <w:color w:val="auto"/>
+        </w:rPr>
+      </w:pPr>
+      <w:r>
+        <w:rPr>
+          <w:color w:val="auto"/>
+        </w:rPr>
+        <w:t>mean_metacritic_score = df["metacritic_score"].mean()</w:t>
+      </w:r>
+    </w:p>
+    <w:p>
+      <w:pPr>
+        <w:pStyle w:val="C"/>
+        <w:rPr>
+          <w:color w:val="auto"/>
+        </w:rPr>
+      </w:pPr>
+      <w:r>
+        <w:rPr>
+          <w:color w:val="auto"/>
+        </w:rPr>
+        <w:t>mean_sales = df["sales_millions"].mean()</w:t>
+      </w:r>
+    </w:p>
+    <w:p>
+      <w:pPr>
+        <w:pStyle w:val="C"/>
+        <w:rPr>
+          <w:color w:val="auto"/>
+        </w:rPr>
+      </w:pPr>
+      <w:r>
+        <w:rPr>
+          <w:color w:val="auto"/>
+        </w:rPr>
+        <w:t>mean_peak_players = df["peak_players"].mean()</w:t>
+      </w:r>
+    </w:p>
+    <w:p>
+      <w:pPr>
+        <w:pStyle w:val="C"/>
+        <w:rPr>
+          <w:color w:val="auto"/>
+        </w:rPr>
+      </w:pPr>
+    </w:p>
+    <w:p>
+      <w:pPr>
+        <w:pStyle w:val="C"/>
+        <w:rPr>
+          <w:color w:val="auto"/>
+        </w:rPr>
+      </w:pPr>
+      <w:r>
+        <w:rPr>
+          <w:color w:val="auto"/>
+        </w:rPr>
+        <w:t>print(f"\nAverage Metacritic Score: {mean_metacritic_score:.2f}")</w:t>
+      </w:r>
+    </w:p>
+    <w:p>
+      <w:pPr>
+        <w:pStyle w:val="C"/>
+        <w:rPr>
+          <w:color w:val="auto"/>
+        </w:rPr>
+      </w:pPr>
+      <w:r>
+        <w:rPr>
+          <w:color w:val="auto"/>
+        </w:rPr>
+        <w:t>print(f"Average Sales (Millions): {mean_sales:.2f}")</w:t>
+      </w:r>
+    </w:p>
+    <w:p>
+      <w:pPr>
+        <w:pStyle w:val="C"/>
+        <w:rPr>
+          <w:color w:val="auto"/>
+        </w:rPr>
+      </w:pPr>
+      <w:r>
+        <w:rPr>
+          <w:color w:val="auto"/>
+        </w:rPr>
+        <w:t>print(f"Average Peak Players: {mean_peak_players:.2f}")</w:t>
+      </w:r>
+    </w:p>
+    <w:p>
+      <w:pPr>
+        <w:pStyle w:val="C"/>
+        <w:rPr>
+          <w:color w:val="auto"/>
+        </w:rPr>
+      </w:pPr>
+    </w:p>
+    <w:p>
+      <w:pPr>
+        <w:pStyle w:val="C"/>
+        <w:rPr>
+          <w:color w:val="auto"/>
+        </w:rPr>
+      </w:pPr>
+      <w:r>
+        <w:rPr>
+          <w:color w:val="auto"/>
+        </w:rPr>
+        <w:t>median_metacritic_score = df["metacritic_score"].median()</w:t>
+      </w:r>
+    </w:p>
+    <w:p>
+      <w:pPr>
+        <w:pStyle w:val="C"/>
+        <w:rPr>
+          <w:color w:val="auto"/>
+        </w:rPr>
+      </w:pPr>
+      <w:r>
+        <w:rPr>
+          <w:color w:val="auto"/>
+        </w:rPr>
+        <w:t>median_sales = df["sales_millions"].median()</w:t>
+      </w:r>
+    </w:p>
+    <w:p>
+      <w:pPr>
+        <w:pStyle w:val="C"/>
+        <w:rPr>
+          <w:color w:val="auto"/>
+        </w:rPr>
+      </w:pPr>
+    </w:p>
+    <w:p>
+      <w:pPr>
+        <w:pStyle w:val="C"/>
+        <w:rPr>
+          <w:color w:val="auto"/>
+        </w:rPr>
+      </w:pPr>
+      <w:r>
+        <w:rPr>
+          <w:color w:val="auto"/>
+        </w:rPr>
+        <w:t>print(f"\nMedian Metacritic Score: {median_metacritic_score:.2f}")</w:t>
+      </w:r>
+    </w:p>
+    <w:p>
+      <w:pPr>
+        <w:pStyle w:val="C"/>
+        <w:rPr>
+          <w:color w:val="auto"/>
+        </w:rPr>
+      </w:pPr>
+      <w:r>
+        <w:rPr>
+          <w:color w:val="auto"/>
+        </w:rPr>
+        <w:t>print(f"Median Sales (Millions): {median_sales:.2f}")</w:t>
+      </w:r>
+    </w:p>
+    <w:p>
+      <w:pPr>
+        <w:pStyle w:val="C"/>
+        <w:rPr>
+          <w:color w:val="auto"/>
+        </w:rPr>
+      </w:pPr>
+    </w:p>
+    <w:p>
+      <w:pPr>
+        <w:pStyle w:val="C"/>
+        <w:rPr>
+          <w:color w:val="auto"/>
+        </w:rPr>
+      </w:pPr>
+      <w:r>
+        <w:rPr>
+          <w:color w:val="auto"/>
+        </w:rPr>
+        <w:t>mode_metacritic_score = df["metacritic_score"].mode()[0]</w:t>
+      </w:r>
+    </w:p>
+    <w:p>
+      <w:pPr>
+        <w:pStyle w:val="C"/>
+        <w:rPr>
+          <w:color w:val="auto"/>
+        </w:rPr>
+      </w:pPr>
+      <w:r>
+        <w:rPr>
+          <w:color w:val="auto"/>
+        </w:rPr>
+        <w:t>mode_sales = df["sales_millions"].mode()[0]</w:t>
+      </w:r>
+    </w:p>
+    <w:p>
+      <w:pPr>
+        <w:pStyle w:val="C"/>
+        <w:rPr>
+          <w:color w:val="auto"/>
+        </w:rPr>
+      </w:pPr>
+    </w:p>
+    <w:p>
+      <w:pPr>
+        <w:pStyle w:val="C"/>
+        <w:rPr>
+          <w:color w:val="auto"/>
+        </w:rPr>
+      </w:pPr>
+      <w:r>
+        <w:rPr>
+          <w:color w:val="auto"/>
+        </w:rPr>
+        <w:t>print(f"\nMode Metacritic Score: {mode_metacritic_score:.2f}")</w:t>
+      </w:r>
+    </w:p>
+    <w:p>
+      <w:pPr>
+        <w:pStyle w:val="C"/>
+        <w:rPr>
+          <w:color w:val="auto"/>
+        </w:rPr>
+      </w:pPr>
+      <w:r>
+        <w:rPr>
+          <w:color w:val="auto"/>
+        </w:rPr>
+        <w:t>print(f"Mode Sales (Millions): {mode_sales:.2f}")</w:t>
+      </w:r>
+    </w:p>
+    <w:p>
+      <w:pPr>
+        <w:pStyle w:val="C"/>
+        <w:rPr>
+          <w:color w:val="auto"/>
+        </w:rPr>
+      </w:pPr>
+    </w:p>
+    <w:p>
+      <w:pPr>
+        <w:pStyle w:val="C"/>
+        <w:rPr>
+          <w:color w:val="auto"/>
+        </w:rPr>
+      </w:pPr>
+      <w:r>
+        <w:rPr>
+          <w:color w:val="auto"/>
+        </w:rPr>
+        <w:t>std_metacritic_score = df["metacritic_score"].std()</w:t>
+      </w:r>
+    </w:p>
+    <w:p>
+      <w:pPr>
+        <w:pStyle w:val="C"/>
+        <w:rPr>
+          <w:color w:val="auto"/>
+        </w:rPr>
+      </w:pPr>
+      <w:r>
+        <w:rPr>
+          <w:color w:val="auto"/>
+        </w:rPr>
+        <w:t>std_sales = df["sales_millions"].std()</w:t>
+      </w:r>
+    </w:p>
+    <w:p>
+      <w:pPr>
+        <w:pStyle w:val="C"/>
+        <w:rPr>
+          <w:color w:val="auto"/>
+        </w:rPr>
+      </w:pPr>
+    </w:p>
+    <w:p>
+      <w:pPr>
+        <w:pStyle w:val="C"/>
+        <w:rPr>
+          <w:color w:val="auto"/>
+        </w:rPr>
+      </w:pPr>
+      <w:r>
+        <w:rPr>
+          <w:color w:val="auto"/>
+        </w:rPr>
+        <w:t>print(f"\nStandard Deviation of Metacritic Score: {std_metacritic_score:.2f}")</w:t>
+      </w:r>
+    </w:p>
+    <w:p>
+      <w:pPr>
+        <w:pStyle w:val="C"/>
+        <w:rPr>
+          <w:color w:val="auto"/>
+        </w:rPr>
+      </w:pPr>
+      <w:r>
+        <w:rPr>
+          <w:color w:val="auto"/>
+        </w:rPr>
+        <w:t>print(f"Standard Deviation of Sales (Millions): {std_sales:.2f}")</w:t>
+      </w:r>
+    </w:p>
+    <w:p>
+      <w:pPr>
+        <w:pStyle w:val="C"/>
+        <w:rPr>
+          <w:color w:val="auto"/>
+        </w:rPr>
+      </w:pPr>
+    </w:p>
+    <w:p>
+      <w:pPr>
+        <w:pStyle w:val="C"/>
+        <w:rPr>
+          <w:color w:val="auto"/>
+        </w:rPr>
+      </w:pPr>
+      <w:r>
+        <w:rPr>
+          <w:color w:val="auto"/>
+        </w:rPr>
+        <w:t>variance_metacritic_score = df["metacritic_score"].var()</w:t>
+      </w:r>
+    </w:p>
+    <w:p>
+      <w:pPr>
+        <w:pStyle w:val="C"/>
+        <w:rPr>
+          <w:color w:val="auto"/>
+        </w:rPr>
+      </w:pPr>
+      <w:r>
+        <w:rPr>
+          <w:color w:val="auto"/>
+        </w:rPr>
+        <w:t>variance_sales = df["sales_millions"].var()</w:t>
+      </w:r>
+    </w:p>
+    <w:p>
+      <w:pPr>
+        <w:pStyle w:val="C"/>
+        <w:rPr>
+          <w:color w:val="auto"/>
+        </w:rPr>
+      </w:pPr>
+    </w:p>
+    <w:p>
+      <w:pPr>
+        <w:pStyle w:val="C"/>
+        <w:rPr>
+          <w:color w:val="auto"/>
+        </w:rPr>
+      </w:pPr>
+      <w:r>
+        <w:rPr>
+          <w:color w:val="auto"/>
+        </w:rPr>
+        <w:t>print(f"\nVariance of Metacritic Score: {variance_metacritic_score:.2f}")</w:t>
+      </w:r>
+    </w:p>
+    <w:p>
+      <w:pPr>
+        <w:pStyle w:val="C"/>
+        <w:rPr>
+          <w:color w:val="auto"/>
+        </w:rPr>
+      </w:pPr>
+      <w:r>
+        <w:rPr>
+          <w:color w:val="auto"/>
+        </w:rPr>
+        <w:t>print(f"Variance of Sales (Millions): {variance_sales:.2f}")</w:t>
+      </w:r>
+    </w:p>
+    <w:p>
+      <w:pPr>
+        <w:pStyle w:val="C"/>
+        <w:rPr>
+          <w:color w:val="auto"/>
+        </w:rPr>
+      </w:pPr>
+    </w:p>
+    <w:p>
+      <w:pPr>
+        <w:pStyle w:val="C"/>
+      </w:pPr>
+      <w:r>
+        <w:t>quartile1_metacritic_score = df["metacritic_score"].quantile(0.25)</w:t>
+      </w:r>
+    </w:p>
+    <w:p>
+      <w:pPr>
+        <w:pStyle w:val="C"/>
+      </w:pPr>
+      <w:r>
+        <w:t>quartile3_metacritic_score = df["metacritic_score"].quantile(0.75)</w:t>
+      </w:r>
+    </w:p>
+    <w:p>
+      <w:pPr>
+        <w:pStyle w:val="C"/>
+      </w:pPr>
+    </w:p>
+    <w:p>
+      <w:pPr>
+        <w:pStyle w:val="C"/>
+      </w:pPr>
+      <w:r>
+        <w:t>print(f"\n1st Quartile of Metacritic Score: {quartile1_metacritic_score:.2f}")</w:t>
+      </w:r>
+    </w:p>
+    <w:p>
+      <w:pPr>
+        <w:pStyle w:val="C"/>
+      </w:pPr>
+      <w:r>
+        <w:t>print(f"3rd Quartile of Metacritic Score: {quartile3_metacritic_score:.2f}")</w:t>
+      </w:r>
+    </w:p>
+    <w:p>
+      <w:pPr>
+        <w:pStyle w:val="C"/>
+        <w:rPr>
+          <w:color w:val="auto"/>
+        </w:rPr>
+      </w:pPr>
+    </w:p>
+    <w:p>
+      <w:pPr>
+        <w:pStyle w:val="C"/>
+        <w:rPr>
+          <w:color w:val="auto"/>
+        </w:rPr>
+      </w:pPr>
+      <w:r>
+        <w:rPr>
+          <w:color w:val="auto"/>
+        </w:rPr>
+        <w:t>kurtosis_metacritic_score = df["metacritic_score"].kurtosis()</w:t>
+      </w:r>
+    </w:p>
+    <w:p>
+      <w:pPr>
+        <w:pStyle w:val="C"/>
+        <w:rPr>
+          <w:color w:val="auto"/>
+        </w:rPr>
+      </w:pPr>
+      <w:r>
+        <w:rPr>
+          <w:color w:val="auto"/>
+        </w:rPr>
+        <w:t>kurtosis_sales = df["sales_millions"].kurtosis()</w:t>
+      </w:r>
+    </w:p>
+    <w:p>
+      <w:pPr>
+        <w:pStyle w:val="C"/>
+        <w:rPr>
+          <w:color w:val="auto"/>
+        </w:rPr>
+      </w:pPr>
+    </w:p>
+    <w:p>
+      <w:pPr>
+        <w:pStyle w:val="C"/>
+        <w:rPr>
+          <w:color w:val="auto"/>
+        </w:rPr>
+      </w:pPr>
+      <w:r>
+        <w:rPr>
+          <w:color w:val="auto"/>
+        </w:rPr>
+        <w:t>print(f"\nKurtosis of Metacritic Score: {kurtosis_metacritic_score:.2f}")</w:t>
+      </w:r>
+    </w:p>
+    <w:p>
+      <w:pPr>
+        <w:pStyle w:val="C"/>
+        <w:rPr>
+          <w:color w:val="auto"/>
+        </w:rPr>
+      </w:pPr>
+      <w:r>
+        <w:rPr>
+          <w:color w:val="auto"/>
+        </w:rPr>
+        <w:t>print(f"Kurtosis of Sales (Millions): {kurtosis_sales:.2f}")</w:t>
+      </w:r>
+    </w:p>
+    <w:p>
+      <w:pPr>
+        <w:pStyle w:val="S"/>
+      </w:pPr>
+    </w:p>
+    <w:p>
+      <w:pPr>
+        <w:pStyle w:val="H"/>
+      </w:pPr>
+      <w:r>
+        <w:t>Output:</w:t>
+      </w:r>
+    </w:p>
+    <w:p>
+      <w:pPr>
+        <w:pStyle w:val="H"/>
+      </w:pPr>
+      <w:r>
+        <w:lastRenderedPageBreak/>
+        <w:drawing>
+          <wp:inline distT="0" distB="0" distL="0" distR="0" wp14:anchorId="51D14BBA" wp14:editId="0E93F123">
+            <wp:extent cx="6188710" cy="4914265"/>
+            <wp:effectExtent l="0" t="0" r="2540" b="635"/>
+            <wp:docPr id="5" name="Picture 5"/>
+            <wp:cNvGraphicFramePr>
+              <a:graphicFrameLocks xmlns:a="http://schemas.openxmlformats.org/drawingml/2006/main" noChangeAspect="1"/>
+            </wp:cNvGraphicFramePr>
+            <a:graphic xmlns:a="http://schemas.openxmlformats.org/drawingml/2006/main">
+              <a:graphicData uri="http://schemas.openxmlformats.org/drawingml/2006/picture">
+                <pic:pic xmlns:pic="http://schemas.openxmlformats.org/drawingml/2006/picture">
+                  <pic:nvPicPr>
+                    <pic:cNvPr id="1" name=""/>
+                    <pic:cNvPicPr/>
+                  </pic:nvPicPr>
+                  <pic:blipFill>
+                    <a:blip r:embed="rId14"/>
+                    <a:stretch>
+                      <a:fillRect/>
+                    </a:stretch>
+                  </pic:blipFill>
+                  <pic:spPr>
+                    <a:xfrm>
+                      <a:off x="0" y="0"/>
+                      <a:ext cx="6188710" cy="4914265"/>
+                    </a:xfrm>
+                    <a:prstGeom prst="rect">
+                      <a:avLst/>
+                    </a:prstGeom>
+                  </pic:spPr>
+                </pic:pic>
+              </a:graphicData>
+            </a:graphic>
+          </wp:inline>
+        </w:drawing>
+      </w:r>
+    </w:p>
+    <w:p>
+      <w:pPr>
+        <w:pStyle w:val="S"/>
+      </w:pPr>
+    </w:p>
+    <w:p>
+      <w:pPr>
+        <w:pStyle w:val="H"/>
+      </w:pPr>
+      <w:r>
+        <w:t>Conclusion</w:t>
+      </w:r>
+    </w:p>
+    <w:p>
+      <w:pPr>
+        <w:pStyle w:val="T"/>
+      </w:pPr>
+      <w:r>
+        <w:t>Successfully demonstrated</w:t>
+      </w:r>
+      <w:r>
+        <w:t xml:space="preserve"> non-graphical data analysis using pandas for the given dataset</w:t>
+      </w:r>
+      <w:r>
+        <w:t>.</w:t>
+      </w:r>
+    </w:p>
     <w:sectPr>
-      <w:headerReference w:type="even" r:id="rId7"/>
-      <w:headerReference w:type="default" r:id="rId8"/>
-      <w:footerReference w:type="even" r:id="rId9"/>
-      <w:footerReference w:type="default" r:id="rId10"/>
-      <w:headerReference w:type="first" r:id="rId11"/>
-      <w:footerReference w:type="first" r:id="rId12"/>
+      <w:headerReference w:type="even" r:id="rId15"/>
+      <w:headerReference w:type="default" r:id="rId16"/>
+      <w:footerReference w:type="even" r:id="rId17"/>
+      <w:footerReference w:type="default" r:id="rId18"/>
+      <w:headerReference w:type="first" r:id="rId19"/>
+      <w:footerReference w:type="first" r:id="rId20"/>
       <w:pgSz w:w="11906" w:h="16838"/>
       <w:pgMar w:top="1440" w:right="1080" w:bottom="1440" w:left="1080" w:header="708" w:footer="708" w:gutter="0"/>
       <w:cols w:space="708"/>
@@ -289,6 +1712,777 @@
     </w:pPr>
   </w:p>
 </w:hdr>
+</file>
+
+<file path=word/numbering.xml><?xml version="1.0" encoding="utf-8"?>
+<w:numbering xmlns:wpc="http://schemas.microsoft.com/office/word/2010/wordprocessingCanvas" xmlns:cx="http://schemas.microsoft.com/office/drawing/2014/chartex" xmlns:cx1="http://schemas.microsoft.com/office/drawing/2015/9/8/chartex" xmlns:cx2="http://schemas.microsoft.com/office/drawing/2015/10/21/chartex" xmlns:cx3="http://schemas.microsoft.com/office/drawing/2016/5/9/chartex" xmlns:cx4="http://schemas.microsoft.com/office/drawing/2016/5/10/chartex" xmlns:cx5="http://schemas.microsoft.com/office/drawing/2016/5/11/chartex" xmlns:cx6="http://schemas.microsoft.com/office/drawing/2016/5/12/chartex" xmlns:cx7="http://schemas.microsoft.com/office/drawing/2016/5/13/chartex" xmlns:cx8="http://schemas.microsoft.com/office/drawing/2016/5/14/chartex" xmlns:mc="http://schemas.openxmlformats.org/markup-compatibility/2006" xmlns:aink="http://schemas.microsoft.com/office/drawing/2016/ink" xmlns:am3d="http://schemas.microsoft.com/office/drawing/2017/model3d" xmlns:o="urn:schemas-microsoft-com:office:office" xmlns:r="http://schemas.openxmlformats.org/officeDocument/2006/relationships" xmlns:m="http://schemas.openxmlformats.org/officeDocument/2006/math" xmlns:v="urn:schemas-microsoft-com:vml" xmlns:wp14="http://schemas.microsoft.com/office/word/2010/wordprocessingDrawing" xmlns:wp="http://schemas.openxmlformats.org/drawingml/2006/wordprocessingDrawing" xmlns:w10="urn:schemas-microsoft-com:office:word" xmlns:w="http://schemas.openxmlformats.org/wordprocessingml/2006/main" xmlns:w14="http://schemas.microsoft.com/office/word/2010/wordml" xmlns:w15="http://schemas.microsoft.com/office/word/2012/wordml" xmlns:w16cex="http://schemas.microsoft.com/office/word/2018/wordml/cex" xmlns:w16cid="http://schemas.microsoft.com/office/word/2016/wordml/cid" xmlns:w16="http://schemas.microsoft.com/office/word/2018/wordml" xmlns:w16sdtdh="http://schemas.microsoft.com/office/word/2020/wordml/sdtdatahash" xmlns:w16se="http://schemas.microsoft.com/office/word/2015/wordml/symex" xmlns:wpg="http://schemas.microsoft.com/office/word/2010/wordprocessingGroup" xmlns:wpi="http://schemas.microsoft.com/office/word/2010/wordprocessingInk" xmlns:wne="http://schemas.microsoft.com/office/word/2006/wordml" xmlns:wps="http://schemas.microsoft.com/office/word/2010/wordprocessingShape" mc:Ignorable="w14 w15 w16se w16cid w16 w16cex w16sdtdh wp14">
+  <w:abstractNum w:abstractNumId="0" w15:restartNumberingAfterBreak="0">
+    <w:nsid w:val="0E85257D"/>
+    <w:multiLevelType w:val="multilevel"/>
+    <w:tmpl w:val="B220F38C"/>
+    <w:lvl w:ilvl="0">
+      <w:start w:val="1"/>
+      <w:numFmt w:val="bullet"/>
+      <w:lvlText w:val=""/>
+      <w:lvlJc w:val="left"/>
+      <w:pPr>
+        <w:tabs>
+          <w:tab w:val="num" w:pos="720"/>
+        </w:tabs>
+        <w:ind w:left="720" w:hanging="360"/>
+      </w:pPr>
+      <w:rPr>
+        <w:rFonts w:ascii="Symbol" w:hAnsi="Symbol" w:hint="default"/>
+        <w:sz w:val="20"/>
+      </w:rPr>
+    </w:lvl>
+    <w:lvl w:ilvl="1" w:tentative="1">
+      <w:start w:val="1"/>
+      <w:numFmt w:val="bullet"/>
+      <w:lvlText w:val="o"/>
+      <w:lvlJc w:val="left"/>
+      <w:pPr>
+        <w:tabs>
+          <w:tab w:val="num" w:pos="1440"/>
+        </w:tabs>
+        <w:ind w:left="1440" w:hanging="360"/>
+      </w:pPr>
+      <w:rPr>
+        <w:rFonts w:ascii="Courier New" w:hAnsi="Courier New" w:hint="default"/>
+        <w:sz w:val="20"/>
+      </w:rPr>
+    </w:lvl>
+    <w:lvl w:ilvl="2" w:tentative="1">
+      <w:start w:val="1"/>
+      <w:numFmt w:val="bullet"/>
+      <w:lvlText w:val=""/>
+      <w:lvlJc w:val="left"/>
+      <w:pPr>
+        <w:tabs>
+          <w:tab w:val="num" w:pos="2160"/>
+        </w:tabs>
+        <w:ind w:left="2160" w:hanging="360"/>
+      </w:pPr>
+      <w:rPr>
+        <w:rFonts w:ascii="Wingdings" w:hAnsi="Wingdings" w:hint="default"/>
+        <w:sz w:val="20"/>
+      </w:rPr>
+    </w:lvl>
+    <w:lvl w:ilvl="3" w:tentative="1">
+      <w:start w:val="1"/>
+      <w:numFmt w:val="bullet"/>
+      <w:lvlText w:val=""/>
+      <w:lvlJc w:val="left"/>
+      <w:pPr>
+        <w:tabs>
+          <w:tab w:val="num" w:pos="2880"/>
+        </w:tabs>
+        <w:ind w:left="2880" w:hanging="360"/>
+      </w:pPr>
+      <w:rPr>
+        <w:rFonts w:ascii="Wingdings" w:hAnsi="Wingdings" w:hint="default"/>
+        <w:sz w:val="20"/>
+      </w:rPr>
+    </w:lvl>
+    <w:lvl w:ilvl="4" w:tentative="1">
+      <w:start w:val="1"/>
+      <w:numFmt w:val="bullet"/>
+      <w:lvlText w:val=""/>
+      <w:lvlJc w:val="left"/>
+      <w:pPr>
+        <w:tabs>
+          <w:tab w:val="num" w:pos="3600"/>
+        </w:tabs>
+        <w:ind w:left="3600" w:hanging="360"/>
+      </w:pPr>
+      <w:rPr>
+        <w:rFonts w:ascii="Wingdings" w:hAnsi="Wingdings" w:hint="default"/>
+        <w:sz w:val="20"/>
+      </w:rPr>
+    </w:lvl>
+    <w:lvl w:ilvl="5" w:tentative="1">
+      <w:start w:val="1"/>
+      <w:numFmt w:val="bullet"/>
+      <w:lvlText w:val=""/>
+      <w:lvlJc w:val="left"/>
+      <w:pPr>
+        <w:tabs>
+          <w:tab w:val="num" w:pos="4320"/>
+        </w:tabs>
+        <w:ind w:left="4320" w:hanging="360"/>
+      </w:pPr>
+      <w:rPr>
+        <w:rFonts w:ascii="Wingdings" w:hAnsi="Wingdings" w:hint="default"/>
+        <w:sz w:val="20"/>
+      </w:rPr>
+    </w:lvl>
+    <w:lvl w:ilvl="6" w:tentative="1">
+      <w:start w:val="1"/>
+      <w:numFmt w:val="bullet"/>
+      <w:lvlText w:val=""/>
+      <w:lvlJc w:val="left"/>
+      <w:pPr>
+        <w:tabs>
+          <w:tab w:val="num" w:pos="5040"/>
+        </w:tabs>
+        <w:ind w:left="5040" w:hanging="360"/>
+      </w:pPr>
+      <w:rPr>
+        <w:rFonts w:ascii="Wingdings" w:hAnsi="Wingdings" w:hint="default"/>
+        <w:sz w:val="20"/>
+      </w:rPr>
+    </w:lvl>
+    <w:lvl w:ilvl="7" w:tentative="1">
+      <w:start w:val="1"/>
+      <w:numFmt w:val="bullet"/>
+      <w:lvlText w:val=""/>
+      <w:lvlJc w:val="left"/>
+      <w:pPr>
+        <w:tabs>
+          <w:tab w:val="num" w:pos="5760"/>
+        </w:tabs>
+        <w:ind w:left="5760" w:hanging="360"/>
+      </w:pPr>
+      <w:rPr>
+        <w:rFonts w:ascii="Wingdings" w:hAnsi="Wingdings" w:hint="default"/>
+        <w:sz w:val="20"/>
+      </w:rPr>
+    </w:lvl>
+    <w:lvl w:ilvl="8" w:tentative="1">
+      <w:start w:val="1"/>
+      <w:numFmt w:val="bullet"/>
+      <w:lvlText w:val=""/>
+      <w:lvlJc w:val="left"/>
+      <w:pPr>
+        <w:tabs>
+          <w:tab w:val="num" w:pos="6480"/>
+        </w:tabs>
+        <w:ind w:left="6480" w:hanging="360"/>
+      </w:pPr>
+      <w:rPr>
+        <w:rFonts w:ascii="Wingdings" w:hAnsi="Wingdings" w:hint="default"/>
+        <w:sz w:val="20"/>
+      </w:rPr>
+    </w:lvl>
+  </w:abstractNum>
+  <w:abstractNum w:abstractNumId="1" w15:restartNumberingAfterBreak="0">
+    <w:nsid w:val="1A387E4F"/>
+    <w:multiLevelType w:val="multilevel"/>
+    <w:tmpl w:val="E432F932"/>
+    <w:lvl w:ilvl="0">
+      <w:start w:val="1"/>
+      <w:numFmt w:val="bullet"/>
+      <w:lvlText w:val=""/>
+      <w:lvlJc w:val="left"/>
+      <w:pPr>
+        <w:tabs>
+          <w:tab w:val="num" w:pos="720"/>
+        </w:tabs>
+        <w:ind w:left="720" w:hanging="360"/>
+      </w:pPr>
+      <w:rPr>
+        <w:rFonts w:ascii="Symbol" w:hAnsi="Symbol" w:hint="default"/>
+        <w:sz w:val="20"/>
+      </w:rPr>
+    </w:lvl>
+    <w:lvl w:ilvl="1" w:tentative="1">
+      <w:start w:val="1"/>
+      <w:numFmt w:val="bullet"/>
+      <w:lvlText w:val="o"/>
+      <w:lvlJc w:val="left"/>
+      <w:pPr>
+        <w:tabs>
+          <w:tab w:val="num" w:pos="1440"/>
+        </w:tabs>
+        <w:ind w:left="1440" w:hanging="360"/>
+      </w:pPr>
+      <w:rPr>
+        <w:rFonts w:ascii="Courier New" w:hAnsi="Courier New" w:hint="default"/>
+        <w:sz w:val="20"/>
+      </w:rPr>
+    </w:lvl>
+    <w:lvl w:ilvl="2" w:tentative="1">
+      <w:start w:val="1"/>
+      <w:numFmt w:val="bullet"/>
+      <w:lvlText w:val=""/>
+      <w:lvlJc w:val="left"/>
+      <w:pPr>
+        <w:tabs>
+          <w:tab w:val="num" w:pos="2160"/>
+        </w:tabs>
+        <w:ind w:left="2160" w:hanging="360"/>
+      </w:pPr>
+      <w:rPr>
+        <w:rFonts w:ascii="Wingdings" w:hAnsi="Wingdings" w:hint="default"/>
+        <w:sz w:val="20"/>
+      </w:rPr>
+    </w:lvl>
+    <w:lvl w:ilvl="3" w:tentative="1">
+      <w:start w:val="1"/>
+      <w:numFmt w:val="bullet"/>
+      <w:lvlText w:val=""/>
+      <w:lvlJc w:val="left"/>
+      <w:pPr>
+        <w:tabs>
+          <w:tab w:val="num" w:pos="2880"/>
+        </w:tabs>
+        <w:ind w:left="2880" w:hanging="360"/>
+      </w:pPr>
+      <w:rPr>
+        <w:rFonts w:ascii="Wingdings" w:hAnsi="Wingdings" w:hint="default"/>
+        <w:sz w:val="20"/>
+      </w:rPr>
+    </w:lvl>
+    <w:lvl w:ilvl="4" w:tentative="1">
+      <w:start w:val="1"/>
+      <w:numFmt w:val="bullet"/>
+      <w:lvlText w:val=""/>
+      <w:lvlJc w:val="left"/>
+      <w:pPr>
+        <w:tabs>
+          <w:tab w:val="num" w:pos="3600"/>
+        </w:tabs>
+        <w:ind w:left="3600" w:hanging="360"/>
+      </w:pPr>
+      <w:rPr>
+        <w:rFonts w:ascii="Wingdings" w:hAnsi="Wingdings" w:hint="default"/>
+        <w:sz w:val="20"/>
+      </w:rPr>
+    </w:lvl>
+    <w:lvl w:ilvl="5" w:tentative="1">
+      <w:start w:val="1"/>
+      <w:numFmt w:val="bullet"/>
+      <w:lvlText w:val=""/>
+      <w:lvlJc w:val="left"/>
+      <w:pPr>
+        <w:tabs>
+          <w:tab w:val="num" w:pos="4320"/>
+        </w:tabs>
+        <w:ind w:left="4320" w:hanging="360"/>
+      </w:pPr>
+      <w:rPr>
+        <w:rFonts w:ascii="Wingdings" w:hAnsi="Wingdings" w:hint="default"/>
+        <w:sz w:val="20"/>
+      </w:rPr>
+    </w:lvl>
+    <w:lvl w:ilvl="6" w:tentative="1">
+      <w:start w:val="1"/>
+      <w:numFmt w:val="bullet"/>
+      <w:lvlText w:val=""/>
+      <w:lvlJc w:val="left"/>
+      <w:pPr>
+        <w:tabs>
+          <w:tab w:val="num" w:pos="5040"/>
+        </w:tabs>
+        <w:ind w:left="5040" w:hanging="360"/>
+      </w:pPr>
+      <w:rPr>
+        <w:rFonts w:ascii="Wingdings" w:hAnsi="Wingdings" w:hint="default"/>
+        <w:sz w:val="20"/>
+      </w:rPr>
+    </w:lvl>
+    <w:lvl w:ilvl="7" w:tentative="1">
+      <w:start w:val="1"/>
+      <w:numFmt w:val="bullet"/>
+      <w:lvlText w:val=""/>
+      <w:lvlJc w:val="left"/>
+      <w:pPr>
+        <w:tabs>
+          <w:tab w:val="num" w:pos="5760"/>
+        </w:tabs>
+        <w:ind w:left="5760" w:hanging="360"/>
+      </w:pPr>
+      <w:rPr>
+        <w:rFonts w:ascii="Wingdings" w:hAnsi="Wingdings" w:hint="default"/>
+        <w:sz w:val="20"/>
+      </w:rPr>
+    </w:lvl>
+    <w:lvl w:ilvl="8" w:tentative="1">
+      <w:start w:val="1"/>
+      <w:numFmt w:val="bullet"/>
+      <w:lvlText w:val=""/>
+      <w:lvlJc w:val="left"/>
+      <w:pPr>
+        <w:tabs>
+          <w:tab w:val="num" w:pos="6480"/>
+        </w:tabs>
+        <w:ind w:left="6480" w:hanging="360"/>
+      </w:pPr>
+      <w:rPr>
+        <w:rFonts w:ascii="Wingdings" w:hAnsi="Wingdings" w:hint="default"/>
+        <w:sz w:val="20"/>
+      </w:rPr>
+    </w:lvl>
+  </w:abstractNum>
+  <w:abstractNum w:abstractNumId="2" w15:restartNumberingAfterBreak="0">
+    <w:nsid w:val="4F0F4132"/>
+    <w:multiLevelType w:val="hybridMultilevel"/>
+    <w:tmpl w:val="A78A08EA"/>
+    <w:lvl w:ilvl="0" w:tplc="40090001">
+      <w:start w:val="1"/>
+      <w:numFmt w:val="bullet"/>
+      <w:lvlText w:val=""/>
+      <w:lvlJc w:val="left"/>
+      <w:pPr>
+        <w:ind w:left="720" w:hanging="360"/>
+      </w:pPr>
+      <w:rPr>
+        <w:rFonts w:ascii="Symbol" w:hAnsi="Symbol" w:hint="default"/>
+      </w:rPr>
+    </w:lvl>
+    <w:lvl w:ilvl="1" w:tplc="40090003" w:tentative="1">
+      <w:start w:val="1"/>
+      <w:numFmt w:val="bullet"/>
+      <w:lvlText w:val="o"/>
+      <w:lvlJc w:val="left"/>
+      <w:pPr>
+        <w:ind w:left="1440" w:hanging="360"/>
+      </w:pPr>
+      <w:rPr>
+        <w:rFonts w:ascii="Courier New" w:hAnsi="Courier New" w:cs="Courier New" w:hint="default"/>
+      </w:rPr>
+    </w:lvl>
+    <w:lvl w:ilvl="2" w:tplc="40090005" w:tentative="1">
+      <w:start w:val="1"/>
+      <w:numFmt w:val="bullet"/>
+      <w:lvlText w:val=""/>
+      <w:lvlJc w:val="left"/>
+      <w:pPr>
+        <w:ind w:left="2160" w:hanging="360"/>
+      </w:pPr>
+      <w:rPr>
+        <w:rFonts w:ascii="Wingdings" w:hAnsi="Wingdings" w:hint="default"/>
+      </w:rPr>
+    </w:lvl>
+    <w:lvl w:ilvl="3" w:tplc="40090001" w:tentative="1">
+      <w:start w:val="1"/>
+      <w:numFmt w:val="bullet"/>
+      <w:lvlText w:val=""/>
+      <w:lvlJc w:val="left"/>
+      <w:pPr>
+        <w:ind w:left="2880" w:hanging="360"/>
+      </w:pPr>
+      <w:rPr>
+        <w:rFonts w:ascii="Symbol" w:hAnsi="Symbol" w:hint="default"/>
+      </w:rPr>
+    </w:lvl>
+    <w:lvl w:ilvl="4" w:tplc="40090003" w:tentative="1">
+      <w:start w:val="1"/>
+      <w:numFmt w:val="bullet"/>
+      <w:lvlText w:val="o"/>
+      <w:lvlJc w:val="left"/>
+      <w:pPr>
+        <w:ind w:left="3600" w:hanging="360"/>
+      </w:pPr>
+      <w:rPr>
+        <w:rFonts w:ascii="Courier New" w:hAnsi="Courier New" w:cs="Courier New" w:hint="default"/>
+      </w:rPr>
+    </w:lvl>
+    <w:lvl w:ilvl="5" w:tplc="40090005" w:tentative="1">
+      <w:start w:val="1"/>
+      <w:numFmt w:val="bullet"/>
+      <w:lvlText w:val=""/>
+      <w:lvlJc w:val="left"/>
+      <w:pPr>
+        <w:ind w:left="4320" w:hanging="360"/>
+      </w:pPr>
+      <w:rPr>
+        <w:rFonts w:ascii="Wingdings" w:hAnsi="Wingdings" w:hint="default"/>
+      </w:rPr>
+    </w:lvl>
+    <w:lvl w:ilvl="6" w:tplc="40090001" w:tentative="1">
+      <w:start w:val="1"/>
+      <w:numFmt w:val="bullet"/>
+      <w:lvlText w:val=""/>
+      <w:lvlJc w:val="left"/>
+      <w:pPr>
+        <w:ind w:left="5040" w:hanging="360"/>
+      </w:pPr>
+      <w:rPr>
+        <w:rFonts w:ascii="Symbol" w:hAnsi="Symbol" w:hint="default"/>
+      </w:rPr>
+    </w:lvl>
+    <w:lvl w:ilvl="7" w:tplc="40090003" w:tentative="1">
+      <w:start w:val="1"/>
+      <w:numFmt w:val="bullet"/>
+      <w:lvlText w:val="o"/>
+      <w:lvlJc w:val="left"/>
+      <w:pPr>
+        <w:ind w:left="5760" w:hanging="360"/>
+      </w:pPr>
+      <w:rPr>
+        <w:rFonts w:ascii="Courier New" w:hAnsi="Courier New" w:cs="Courier New" w:hint="default"/>
+      </w:rPr>
+    </w:lvl>
+    <w:lvl w:ilvl="8" w:tplc="40090005" w:tentative="1">
+      <w:start w:val="1"/>
+      <w:numFmt w:val="bullet"/>
+      <w:lvlText w:val=""/>
+      <w:lvlJc w:val="left"/>
+      <w:pPr>
+        <w:ind w:left="6480" w:hanging="360"/>
+      </w:pPr>
+      <w:rPr>
+        <w:rFonts w:ascii="Wingdings" w:hAnsi="Wingdings" w:hint="default"/>
+      </w:rPr>
+    </w:lvl>
+  </w:abstractNum>
+  <w:abstractNum w:abstractNumId="3" w15:restartNumberingAfterBreak="0">
+    <w:nsid w:val="51934068"/>
+    <w:multiLevelType w:val="hybridMultilevel"/>
+    <w:tmpl w:val="E7E4B71A"/>
+    <w:lvl w:ilvl="0" w:tplc="D31083CE">
+      <w:numFmt w:val="bullet"/>
+      <w:lvlText w:val=""/>
+      <w:lvlJc w:val="left"/>
+      <w:pPr>
+        <w:ind w:left="720" w:hanging="360"/>
+      </w:pPr>
+      <w:rPr>
+        <w:rFonts w:ascii="Symbol" w:eastAsiaTheme="minorHAnsi" w:hAnsi="Symbol" w:cstheme="minorBidi" w:hint="default"/>
+      </w:rPr>
+    </w:lvl>
+    <w:lvl w:ilvl="1" w:tplc="40090003" w:tentative="1">
+      <w:start w:val="1"/>
+      <w:numFmt w:val="bullet"/>
+      <w:lvlText w:val="o"/>
+      <w:lvlJc w:val="left"/>
+      <w:pPr>
+        <w:ind w:left="1440" w:hanging="360"/>
+      </w:pPr>
+      <w:rPr>
+        <w:rFonts w:ascii="Courier New" w:hAnsi="Courier New" w:cs="Courier New" w:hint="default"/>
+      </w:rPr>
+    </w:lvl>
+    <w:lvl w:ilvl="2" w:tplc="40090005" w:tentative="1">
+      <w:start w:val="1"/>
+      <w:numFmt w:val="bullet"/>
+      <w:lvlText w:val=""/>
+      <w:lvlJc w:val="left"/>
+      <w:pPr>
+        <w:ind w:left="2160" w:hanging="360"/>
+      </w:pPr>
+      <w:rPr>
+        <w:rFonts w:ascii="Wingdings" w:hAnsi="Wingdings" w:hint="default"/>
+      </w:rPr>
+    </w:lvl>
+    <w:lvl w:ilvl="3" w:tplc="40090001" w:tentative="1">
+      <w:start w:val="1"/>
+      <w:numFmt w:val="bullet"/>
+      <w:lvlText w:val=""/>
+      <w:lvlJc w:val="left"/>
+      <w:pPr>
+        <w:ind w:left="2880" w:hanging="360"/>
+      </w:pPr>
+      <w:rPr>
+        <w:rFonts w:ascii="Symbol" w:hAnsi="Symbol" w:hint="default"/>
+      </w:rPr>
+    </w:lvl>
+    <w:lvl w:ilvl="4" w:tplc="40090003" w:tentative="1">
+      <w:start w:val="1"/>
+      <w:numFmt w:val="bullet"/>
+      <w:lvlText w:val="o"/>
+      <w:lvlJc w:val="left"/>
+      <w:pPr>
+        <w:ind w:left="3600" w:hanging="360"/>
+      </w:pPr>
+      <w:rPr>
+        <w:rFonts w:ascii="Courier New" w:hAnsi="Courier New" w:cs="Courier New" w:hint="default"/>
+      </w:rPr>
+    </w:lvl>
+    <w:lvl w:ilvl="5" w:tplc="40090005" w:tentative="1">
+      <w:start w:val="1"/>
+      <w:numFmt w:val="bullet"/>
+      <w:lvlText w:val=""/>
+      <w:lvlJc w:val="left"/>
+      <w:pPr>
+        <w:ind w:left="4320" w:hanging="360"/>
+      </w:pPr>
+      <w:rPr>
+        <w:rFonts w:ascii="Wingdings" w:hAnsi="Wingdings" w:hint="default"/>
+      </w:rPr>
+    </w:lvl>
+    <w:lvl w:ilvl="6" w:tplc="40090001" w:tentative="1">
+      <w:start w:val="1"/>
+      <w:numFmt w:val="bullet"/>
+      <w:lvlText w:val=""/>
+      <w:lvlJc w:val="left"/>
+      <w:pPr>
+        <w:ind w:left="5040" w:hanging="360"/>
+      </w:pPr>
+      <w:rPr>
+        <w:rFonts w:ascii="Symbol" w:hAnsi="Symbol" w:hint="default"/>
+      </w:rPr>
+    </w:lvl>
+    <w:lvl w:ilvl="7" w:tplc="40090003" w:tentative="1">
+      <w:start w:val="1"/>
+      <w:numFmt w:val="bullet"/>
+      <w:lvlText w:val="o"/>
+      <w:lvlJc w:val="left"/>
+      <w:pPr>
+        <w:ind w:left="5760" w:hanging="360"/>
+      </w:pPr>
+      <w:rPr>
+        <w:rFonts w:ascii="Courier New" w:hAnsi="Courier New" w:cs="Courier New" w:hint="default"/>
+      </w:rPr>
+    </w:lvl>
+    <w:lvl w:ilvl="8" w:tplc="40090005" w:tentative="1">
+      <w:start w:val="1"/>
+      <w:numFmt w:val="bullet"/>
+      <w:lvlText w:val=""/>
+      <w:lvlJc w:val="left"/>
+      <w:pPr>
+        <w:ind w:left="6480" w:hanging="360"/>
+      </w:pPr>
+      <w:rPr>
+        <w:rFonts w:ascii="Wingdings" w:hAnsi="Wingdings" w:hint="default"/>
+      </w:rPr>
+    </w:lvl>
+  </w:abstractNum>
+  <w:abstractNum w:abstractNumId="4" w15:restartNumberingAfterBreak="0">
+    <w:nsid w:val="5A0F3CD1"/>
+    <w:multiLevelType w:val="hybridMultilevel"/>
+    <w:tmpl w:val="BB16C7E6"/>
+    <w:lvl w:ilvl="0" w:tplc="D31083CE">
+      <w:numFmt w:val="bullet"/>
+      <w:lvlText w:val=""/>
+      <w:lvlJc w:val="left"/>
+      <w:pPr>
+        <w:ind w:left="720" w:hanging="360"/>
+      </w:pPr>
+      <w:rPr>
+        <w:rFonts w:ascii="Symbol" w:eastAsiaTheme="minorHAnsi" w:hAnsi="Symbol" w:cstheme="minorBidi" w:hint="default"/>
+      </w:rPr>
+    </w:lvl>
+    <w:lvl w:ilvl="1" w:tplc="40090003" w:tentative="1">
+      <w:start w:val="1"/>
+      <w:numFmt w:val="bullet"/>
+      <w:lvlText w:val="o"/>
+      <w:lvlJc w:val="left"/>
+      <w:pPr>
+        <w:ind w:left="1440" w:hanging="360"/>
+      </w:pPr>
+      <w:rPr>
+        <w:rFonts w:ascii="Courier New" w:hAnsi="Courier New" w:cs="Courier New" w:hint="default"/>
+      </w:rPr>
+    </w:lvl>
+    <w:lvl w:ilvl="2" w:tplc="40090005" w:tentative="1">
+      <w:start w:val="1"/>
+      <w:numFmt w:val="bullet"/>
+      <w:lvlText w:val=""/>
+      <w:lvlJc w:val="left"/>
+      <w:pPr>
+        <w:ind w:left="2160" w:hanging="360"/>
+      </w:pPr>
+      <w:rPr>
+        <w:rFonts w:ascii="Wingdings" w:hAnsi="Wingdings" w:hint="default"/>
+      </w:rPr>
+    </w:lvl>
+    <w:lvl w:ilvl="3" w:tplc="40090001" w:tentative="1">
+      <w:start w:val="1"/>
+      <w:numFmt w:val="bullet"/>
+      <w:lvlText w:val=""/>
+      <w:lvlJc w:val="left"/>
+      <w:pPr>
+        <w:ind w:left="2880" w:hanging="360"/>
+      </w:pPr>
+      <w:rPr>
+        <w:rFonts w:ascii="Symbol" w:hAnsi="Symbol" w:hint="default"/>
+      </w:rPr>
+    </w:lvl>
+    <w:lvl w:ilvl="4" w:tplc="40090003" w:tentative="1">
+      <w:start w:val="1"/>
+      <w:numFmt w:val="bullet"/>
+      <w:lvlText w:val="o"/>
+      <w:lvlJc w:val="left"/>
+      <w:pPr>
+        <w:ind w:left="3600" w:hanging="360"/>
+      </w:pPr>
+      <w:rPr>
+        <w:rFonts w:ascii="Courier New" w:hAnsi="Courier New" w:cs="Courier New" w:hint="default"/>
+      </w:rPr>
+    </w:lvl>
+    <w:lvl w:ilvl="5" w:tplc="40090005" w:tentative="1">
+      <w:start w:val="1"/>
+      <w:numFmt w:val="bullet"/>
+      <w:lvlText w:val=""/>
+      <w:lvlJc w:val="left"/>
+      <w:pPr>
+        <w:ind w:left="4320" w:hanging="360"/>
+      </w:pPr>
+      <w:rPr>
+        <w:rFonts w:ascii="Wingdings" w:hAnsi="Wingdings" w:hint="default"/>
+      </w:rPr>
+    </w:lvl>
+    <w:lvl w:ilvl="6" w:tplc="40090001" w:tentative="1">
+      <w:start w:val="1"/>
+      <w:numFmt w:val="bullet"/>
+      <w:lvlText w:val=""/>
+      <w:lvlJc w:val="left"/>
+      <w:pPr>
+        <w:ind w:left="5040" w:hanging="360"/>
+      </w:pPr>
+      <w:rPr>
+        <w:rFonts w:ascii="Symbol" w:hAnsi="Symbol" w:hint="default"/>
+      </w:rPr>
+    </w:lvl>
+    <w:lvl w:ilvl="7" w:tplc="40090003" w:tentative="1">
+      <w:start w:val="1"/>
+      <w:numFmt w:val="bullet"/>
+      <w:lvlText w:val="o"/>
+      <w:lvlJc w:val="left"/>
+      <w:pPr>
+        <w:ind w:left="5760" w:hanging="360"/>
+      </w:pPr>
+      <w:rPr>
+        <w:rFonts w:ascii="Courier New" w:hAnsi="Courier New" w:cs="Courier New" w:hint="default"/>
+      </w:rPr>
+    </w:lvl>
+    <w:lvl w:ilvl="8" w:tplc="40090005" w:tentative="1">
+      <w:start w:val="1"/>
+      <w:numFmt w:val="bullet"/>
+      <w:lvlText w:val=""/>
+      <w:lvlJc w:val="left"/>
+      <w:pPr>
+        <w:ind w:left="6480" w:hanging="360"/>
+      </w:pPr>
+      <w:rPr>
+        <w:rFonts w:ascii="Wingdings" w:hAnsi="Wingdings" w:hint="default"/>
+      </w:rPr>
+    </w:lvl>
+  </w:abstractNum>
+  <w:abstractNum w:abstractNumId="5" w15:restartNumberingAfterBreak="0">
+    <w:nsid w:val="70BC2A24"/>
+    <w:multiLevelType w:val="hybridMultilevel"/>
+    <w:tmpl w:val="E0326E9E"/>
+    <w:lvl w:ilvl="0" w:tplc="40090001">
+      <w:start w:val="1"/>
+      <w:numFmt w:val="bullet"/>
+      <w:lvlText w:val=""/>
+      <w:lvlJc w:val="left"/>
+      <w:pPr>
+        <w:ind w:left="720" w:hanging="360"/>
+      </w:pPr>
+      <w:rPr>
+        <w:rFonts w:ascii="Symbol" w:hAnsi="Symbol" w:hint="default"/>
+      </w:rPr>
+    </w:lvl>
+    <w:lvl w:ilvl="1" w:tplc="40090003" w:tentative="1">
+      <w:start w:val="1"/>
+      <w:numFmt w:val="bullet"/>
+      <w:lvlText w:val="o"/>
+      <w:lvlJc w:val="left"/>
+      <w:pPr>
+        <w:ind w:left="1440" w:hanging="360"/>
+      </w:pPr>
+      <w:rPr>
+        <w:rFonts w:ascii="Courier New" w:hAnsi="Courier New" w:cs="Courier New" w:hint="default"/>
+      </w:rPr>
+    </w:lvl>
+    <w:lvl w:ilvl="2" w:tplc="40090005" w:tentative="1">
+      <w:start w:val="1"/>
+      <w:numFmt w:val="bullet"/>
+      <w:lvlText w:val=""/>
+      <w:lvlJc w:val="left"/>
+      <w:pPr>
+        <w:ind w:left="2160" w:hanging="360"/>
+      </w:pPr>
+      <w:rPr>
+        <w:rFonts w:ascii="Wingdings" w:hAnsi="Wingdings" w:hint="default"/>
+      </w:rPr>
+    </w:lvl>
+    <w:lvl w:ilvl="3" w:tplc="40090001" w:tentative="1">
+      <w:start w:val="1"/>
+      <w:numFmt w:val="bullet"/>
+      <w:lvlText w:val=""/>
+      <w:lvlJc w:val="left"/>
+      <w:pPr>
+        <w:ind w:left="2880" w:hanging="360"/>
+      </w:pPr>
+      <w:rPr>
+        <w:rFonts w:ascii="Symbol" w:hAnsi="Symbol" w:hint="default"/>
+      </w:rPr>
+    </w:lvl>
+    <w:lvl w:ilvl="4" w:tplc="40090003" w:tentative="1">
+      <w:start w:val="1"/>
+      <w:numFmt w:val="bullet"/>
+      <w:lvlText w:val="o"/>
+      <w:lvlJc w:val="left"/>
+      <w:pPr>
+        <w:ind w:left="3600" w:hanging="360"/>
+      </w:pPr>
+      <w:rPr>
+        <w:rFonts w:ascii="Courier New" w:hAnsi="Courier New" w:cs="Courier New" w:hint="default"/>
+      </w:rPr>
+    </w:lvl>
+    <w:lvl w:ilvl="5" w:tplc="40090005" w:tentative="1">
+      <w:start w:val="1"/>
+      <w:numFmt w:val="bullet"/>
+      <w:lvlText w:val=""/>
+      <w:lvlJc w:val="left"/>
+      <w:pPr>
+        <w:ind w:left="4320" w:hanging="360"/>
+      </w:pPr>
+      <w:rPr>
+        <w:rFonts w:ascii="Wingdings" w:hAnsi="Wingdings" w:hint="default"/>
+      </w:rPr>
+    </w:lvl>
+    <w:lvl w:ilvl="6" w:tplc="40090001" w:tentative="1">
+      <w:start w:val="1"/>
+      <w:numFmt w:val="bullet"/>
+      <w:lvlText w:val=""/>
+      <w:lvlJc w:val="left"/>
+      <w:pPr>
+        <w:ind w:left="5040" w:hanging="360"/>
+      </w:pPr>
+      <w:rPr>
+        <w:rFonts w:ascii="Symbol" w:hAnsi="Symbol" w:hint="default"/>
+      </w:rPr>
+    </w:lvl>
+    <w:lvl w:ilvl="7" w:tplc="40090003" w:tentative="1">
+      <w:start w:val="1"/>
+      <w:numFmt w:val="bullet"/>
+      <w:lvlText w:val="o"/>
+      <w:lvlJc w:val="left"/>
+      <w:pPr>
+        <w:ind w:left="5760" w:hanging="360"/>
+      </w:pPr>
+      <w:rPr>
+        <w:rFonts w:ascii="Courier New" w:hAnsi="Courier New" w:cs="Courier New" w:hint="default"/>
+      </w:rPr>
+    </w:lvl>
+    <w:lvl w:ilvl="8" w:tplc="40090005" w:tentative="1">
+      <w:start w:val="1"/>
+      <w:numFmt w:val="bullet"/>
+      <w:lvlText w:val=""/>
+      <w:lvlJc w:val="left"/>
+      <w:pPr>
+        <w:ind w:left="6480" w:hanging="360"/>
+      </w:pPr>
+      <w:rPr>
+        <w:rFonts w:ascii="Wingdings" w:hAnsi="Wingdings" w:hint="default"/>
+      </w:rPr>
+    </w:lvl>
+  </w:abstractNum>
+  <w:num w:numId="1">
+    <w:abstractNumId w:val="1"/>
+  </w:num>
+  <w:num w:numId="2">
+    <w:abstractNumId w:val="2"/>
+  </w:num>
+  <w:num w:numId="3">
+    <w:abstractNumId w:val="5"/>
+  </w:num>
+  <w:num w:numId="4">
+    <w:abstractNumId w:val="3"/>
+  </w:num>
+  <w:num w:numId="5">
+    <w:abstractNumId w:val="0"/>
+  </w:num>
+  <w:num w:numId="6">
+    <w:abstractNumId w:val="4"/>
+  </w:num>
+</w:numbering>
 </file>
 
 <file path=word/styles.xml><?xml version="1.0" encoding="utf-8"?>
@@ -689,11 +2883,11 @@
   <w:style w:type="paragraph" w:default="1" w:styleId="Normal">
     <w:name w:val="Normal"/>
     <w:qFormat/>
+    <w:rsid w:val="00883DDE"/>
   </w:style>
   <w:style w:type="character" w:default="1" w:styleId="DefaultParagraphFont">
     <w:name w:val="Default Paragraph Font"/>
     <w:uiPriority w:val="1"/>
-    <w:semiHidden/>
     <w:unhideWhenUsed/>
   </w:style>
   <w:style w:type="table" w:default="1" w:styleId="TableNormal">
@@ -722,7 +2916,6 @@
     <w:basedOn w:val="Normal"/>
     <w:link w:val="CodeChar"/>
     <w:autoRedefine/>
-    <w:qFormat/>
     <w:rsid w:val="003B3A25"/>
     <w:pPr>
       <w:spacing w:after="5" w:line="240" w:lineRule="auto"/>
@@ -1071,6 +3264,172 @@
       </w:tcPr>
     </w:tblStylePr>
   </w:style>
+  <w:style w:type="paragraph" w:customStyle="1" w:styleId="H">
+    <w:name w:val="H"/>
+    <w:basedOn w:val="Normal"/>
+    <w:link w:val="HChar"/>
+    <w:qFormat/>
+    <w:rsid w:val="003E4BE0"/>
+    <w:rPr>
+      <w:b/>
+      <w:bCs/>
+      <w:sz w:val="24"/>
+      <w:szCs w:val="24"/>
+      <w:lang w:val="en-US"/>
+    </w:rPr>
+  </w:style>
+  <w:style w:type="paragraph" w:customStyle="1" w:styleId="T">
+    <w:name w:val="T"/>
+    <w:basedOn w:val="H"/>
+    <w:link w:val="TChar"/>
+    <w:qFormat/>
+    <w:rsid w:val="003E4BE0"/>
+    <w:rPr>
+      <w:b w:val="0"/>
+      <w:bCs w:val="0"/>
+      <w:sz w:val="22"/>
+      <w:szCs w:val="22"/>
+    </w:rPr>
+  </w:style>
+  <w:style w:type="character" w:customStyle="1" w:styleId="HChar">
+    <w:name w:val="H Char"/>
+    <w:basedOn w:val="DefaultParagraphFont"/>
+    <w:link w:val="H"/>
+    <w:rsid w:val="003E4BE0"/>
+    <w:rPr>
+      <w:b/>
+      <w:bCs/>
+      <w:sz w:val="24"/>
+      <w:szCs w:val="24"/>
+      <w:lang w:val="en-US"/>
+    </w:rPr>
+  </w:style>
+  <w:style w:type="paragraph" w:customStyle="1" w:styleId="S">
+    <w:name w:val="S"/>
+    <w:basedOn w:val="T"/>
+    <w:link w:val="SChar"/>
+    <w:qFormat/>
+    <w:rsid w:val="003E4BE0"/>
+    <w:rPr>
+      <w:sz w:val="4"/>
+      <w:szCs w:val="4"/>
+    </w:rPr>
+  </w:style>
+  <w:style w:type="character" w:customStyle="1" w:styleId="TChar">
+    <w:name w:val="T Char"/>
+    <w:basedOn w:val="HChar"/>
+    <w:link w:val="T"/>
+    <w:rsid w:val="003E4BE0"/>
+    <w:rPr>
+      <w:b w:val="0"/>
+      <w:bCs w:val="0"/>
+      <w:sz w:val="24"/>
+      <w:szCs w:val="24"/>
+      <w:lang w:val="en-US"/>
+    </w:rPr>
+  </w:style>
+  <w:style w:type="character" w:customStyle="1" w:styleId="SChar">
+    <w:name w:val="S Char"/>
+    <w:basedOn w:val="TChar"/>
+    <w:link w:val="S"/>
+    <w:rsid w:val="003E4BE0"/>
+    <w:rPr>
+      <w:b w:val="0"/>
+      <w:bCs w:val="0"/>
+      <w:sz w:val="4"/>
+      <w:szCs w:val="4"/>
+      <w:lang w:val="en-US"/>
+    </w:rPr>
+  </w:style>
+  <w:style w:type="paragraph" w:customStyle="1" w:styleId="C">
+    <w:name w:val="C"/>
+    <w:basedOn w:val="Normal"/>
+    <w:link w:val="CChar"/>
+    <w:qFormat/>
+    <w:rsid w:val="0018213B"/>
+    <w:pPr>
+      <w:shd w:val="clear" w:color="auto" w:fill="F3F4F5"/>
+      <w:spacing w:after="0" w:line="285" w:lineRule="atLeast"/>
+    </w:pPr>
+    <w:rPr>
+      <w:rFonts w:ascii="JetBrains Mono NL" w:eastAsia="Times New Roman" w:hAnsi="JetBrains Mono NL" w:cs="JetBrains Mono NL"/>
+      <w:color w:val="000000" w:themeColor="text1"/>
+      <w:sz w:val="18"/>
+      <w:szCs w:val="18"/>
+      <w:lang w:eastAsia="en-IN"/>
+    </w:rPr>
+  </w:style>
+  <w:style w:type="character" w:customStyle="1" w:styleId="CChar">
+    <w:name w:val="C Char"/>
+    <w:basedOn w:val="DefaultParagraphFont"/>
+    <w:link w:val="C"/>
+    <w:rsid w:val="0018213B"/>
+    <w:rPr>
+      <w:rFonts w:ascii="JetBrains Mono NL" w:eastAsia="Times New Roman" w:hAnsi="JetBrains Mono NL" w:cs="JetBrains Mono NL"/>
+      <w:color w:val="000000" w:themeColor="text1"/>
+      <w:sz w:val="18"/>
+      <w:szCs w:val="18"/>
+      <w:shd w:val="clear" w:color="auto" w:fill="F3F4F5"/>
+      <w:lang w:eastAsia="en-IN"/>
+    </w:rPr>
+  </w:style>
+  <w:style w:type="character" w:customStyle="1" w:styleId="hgkelc">
+    <w:name w:val="hgkelc"/>
+    <w:basedOn w:val="DefaultParagraphFont"/>
+    <w:rsid w:val="00883DDE"/>
+  </w:style>
+  <w:style w:type="paragraph" w:customStyle="1" w:styleId="msonormal0">
+    <w:name w:val="msonormal"/>
+    <w:basedOn w:val="Normal"/>
+    <w:rsid w:val="00C326A3"/>
+    <w:pPr>
+      <w:spacing w:before="100" w:beforeAutospacing="1" w:after="100" w:afterAutospacing="1" w:line="240" w:lineRule="auto"/>
+    </w:pPr>
+    <w:rPr>
+      <w:rFonts w:ascii="Times New Roman" w:eastAsia="Times New Roman" w:hAnsi="Times New Roman" w:cs="Times New Roman"/>
+      <w:sz w:val="24"/>
+      <w:szCs w:val="24"/>
+      <w:lang w:eastAsia="en-IN"/>
+    </w:rPr>
+  </w:style>
+  <w:style w:type="character" w:customStyle="1" w:styleId="t286pc">
+    <w:name w:val="t286pc"/>
+    <w:basedOn w:val="DefaultParagraphFont"/>
+    <w:rsid w:val="00517B98"/>
+  </w:style>
+  <w:style w:type="character" w:styleId="Strong">
+    <w:name w:val="Strong"/>
+    <w:basedOn w:val="DefaultParagraphFont"/>
+    <w:uiPriority w:val="22"/>
+    <w:qFormat/>
+    <w:rsid w:val="00517B98"/>
+    <w:rPr>
+      <w:b/>
+      <w:bCs/>
+    </w:rPr>
+  </w:style>
+  <w:style w:type="character" w:customStyle="1" w:styleId="dtet0b">
+    <w:name w:val="dtet0b"/>
+    <w:basedOn w:val="DefaultParagraphFont"/>
+    <w:rsid w:val="00517B98"/>
+  </w:style>
+  <w:style w:type="character" w:customStyle="1" w:styleId="vkekvd">
+    <w:name w:val="vkekvd"/>
+    <w:basedOn w:val="DefaultParagraphFont"/>
+    <w:rsid w:val="0024436E"/>
+  </w:style>
+  <w:style w:type="character" w:styleId="Hyperlink">
+    <w:name w:val="Hyperlink"/>
+    <w:basedOn w:val="DefaultParagraphFont"/>
+    <w:uiPriority w:val="99"/>
+    <w:semiHidden/>
+    <w:unhideWhenUsed/>
+    <w:rsid w:val="0024436E"/>
+    <w:rPr>
+      <w:color w:val="0000FF"/>
+      <w:u w:val="single"/>
+    </w:rPr>
+  </w:style>
 </w:styles>
 </file>
 
@@ -1112,12 +3471,12 @@
 
 <file path=word/glossary/fontTable.xml><?xml version="1.0" encoding="utf-8"?>
 <w:fonts xmlns:mc="http://schemas.openxmlformats.org/markup-compatibility/2006" xmlns:r="http://schemas.openxmlformats.org/officeDocument/2006/relationships" xmlns:w="http://schemas.openxmlformats.org/wordprocessingml/2006/main" xmlns:w14="http://schemas.microsoft.com/office/word/2010/wordml" xmlns:w15="http://schemas.microsoft.com/office/word/2012/wordml" xmlns:w16cex="http://schemas.microsoft.com/office/word/2018/wordml/cex" xmlns:w16cid="http://schemas.microsoft.com/office/word/2016/wordml/cid" xmlns:w16="http://schemas.microsoft.com/office/word/2018/wordml" xmlns:w16sdtdh="http://schemas.microsoft.com/office/word/2020/wordml/sdtdatahash" xmlns:w16se="http://schemas.microsoft.com/office/word/2015/wordml/symex" mc:Ignorable="w14 w15 w16se w16cid w16 w16cex w16sdtdh">
-  <w:font w:name="Calibri">
-    <w:panose1 w:val="020F0502020204030204"/>
-    <w:charset w:val="00"/>
-    <w:family w:val="swiss"/>
+  <w:font w:name="Symbol">
+    <w:panose1 w:val="05050102010706020507"/>
+    <w:charset w:val="02"/>
+    <w:family w:val="roman"/>
     <w:pitch w:val="variable"/>
-    <w:sig w:usb0="E4002EFF" w:usb1="C000247B" w:usb2="00000009" w:usb3="00000000" w:csb0="000001FF" w:csb1="00000000"/>
+    <w:sig w:usb0="00000000" w:usb1="10000000" w:usb2="00000000" w:usb3="00000000" w:csb0="80000000" w:csb1="00000000"/>
   </w:font>
   <w:font w:name="Times New Roman">
     <w:panose1 w:val="02020603050405020304"/>
@@ -1125,6 +3484,27 @@
     <w:family w:val="roman"/>
     <w:pitch w:val="variable"/>
     <w:sig w:usb0="E0002EFF" w:usb1="C000785B" w:usb2="00000009" w:usb3="00000000" w:csb0="000001FF" w:csb1="00000000"/>
+  </w:font>
+  <w:font w:name="Courier New">
+    <w:panose1 w:val="02070309020205020404"/>
+    <w:charset w:val="00"/>
+    <w:family w:val="modern"/>
+    <w:pitch w:val="fixed"/>
+    <w:sig w:usb0="E0002EFF" w:usb1="C0007843" w:usb2="00000009" w:usb3="00000000" w:csb0="000001FF" w:csb1="00000000"/>
+  </w:font>
+  <w:font w:name="Wingdings">
+    <w:panose1 w:val="05000000000000000000"/>
+    <w:charset w:val="02"/>
+    <w:family w:val="auto"/>
+    <w:pitch w:val="variable"/>
+    <w:sig w:usb0="00000000" w:usb1="10000000" w:usb2="00000000" w:usb3="00000000" w:csb0="80000000" w:csb1="00000000"/>
+  </w:font>
+  <w:font w:name="Calibri">
+    <w:panose1 w:val="020F0502020204030204"/>
+    <w:charset w:val="00"/>
+    <w:family w:val="swiss"/>
+    <w:pitch w:val="variable"/>
+    <w:sig w:usb0="E4002EFF" w:usb1="C000247B" w:usb2="00000009" w:usb3="00000000" w:csb0="000001FF" w:csb1="00000000"/>
   </w:font>
   <w:font w:name="JetBrains Mono NL">
     <w:panose1 w:val="02000009000000000000"/>
@@ -1142,7 +3522,6 @@
   </w:font>
   <w:font w:name="Cascadia Code">
     <w:altName w:val="Segoe UI Symbol"/>
-    <w:panose1 w:val="020B0609020000020004"/>
     <w:charset w:val="00"/>
     <w:family w:val="modern"/>
     <w:pitch w:val="fixed"/>
@@ -1189,16 +3568,22 @@
   <w:rsids>
     <w:rsidRoot w:val="008238CD"/>
     <w:rsid w:val="003A6ABC"/>
+    <w:rsid w:val="00455B2C"/>
+    <w:rsid w:val="004D0FDD"/>
     <w:rsid w:val="004F7305"/>
     <w:rsid w:val="006D2E04"/>
+    <w:rsid w:val="00760EAE"/>
+    <w:rsid w:val="0077382F"/>
     <w:rsid w:val="008238CD"/>
+    <w:rsid w:val="0094250B"/>
     <w:rsid w:val="00A3501E"/>
     <w:rsid w:val="00AC7174"/>
     <w:rsid w:val="00C208BF"/>
     <w:rsid w:val="00C95DE2"/>
     <w:rsid w:val="00D223CD"/>
-    <w:rsid w:val="00DC36A5"/>
+    <w:rsid w:val="00FB7F15"/>
     <w:rsid w:val="00FD669A"/>
+    <w:rsid w:val="00FD7400"/>
   </w:rsids>
   <m:mathPr>
     <m:mathFont m:val="Cambria Math"/>

--- a/SEM 6/AIDS-1/Documentation/DSEXP4.docx
+++ b/SEM 6/AIDS-1/Documentation/DSEXP4.docx
@@ -40,10 +40,7 @@
         <w:pStyle w:val="T"/>
       </w:pPr>
       <w:r>
-        <w:t>The mean (or arithmetic average) is a measure of central tendency calculated by summing all values in a dataset and dividing by the total number of values</w:t>
-      </w:r>
-      <w:r>
-        <w:t>.</w:t>
+        <w:t>The mean (or arithmetic average) is a measure of central tendency calculated by summing all values in a dataset and dividing by the total number of values.</w:t>
       </w:r>
     </w:p>
     <w:p>
@@ -74,13 +71,7 @@
         <w:pStyle w:val="H"/>
       </w:pPr>
       <w:r>
-        <w:t xml:space="preserve">What is </w:t>
-      </w:r>
-      <w:r>
-        <w:t>Median</w:t>
-      </w:r>
-      <w:r>
-        <w:t>?</w:t>
+        <w:t>What is Median?</w:t>
       </w:r>
     </w:p>
     <w:p>
@@ -160,13 +151,7 @@
         <w:pStyle w:val="H"/>
       </w:pPr>
       <w:r>
-        <w:t xml:space="preserve">What is </w:t>
-      </w:r>
-      <w:r>
-        <w:t>Mode</w:t>
-      </w:r>
-      <w:r>
-        <w:t>?</w:t>
+        <w:t>What is Mode?</w:t>
       </w:r>
     </w:p>
     <w:p>
@@ -271,13 +256,7 @@
         <w:pStyle w:val="H"/>
       </w:pPr>
       <w:r>
-        <w:t xml:space="preserve">What is </w:t>
-      </w:r>
-      <w:r>
-        <w:t>Standard Deviation</w:t>
-      </w:r>
-      <w:r>
-        <w:t>?</w:t>
+        <w:t>What is Standard Deviation?</w:t>
       </w:r>
     </w:p>
     <w:p>
@@ -352,10 +331,7 @@
         </w:drawing>
       </w:r>
       <w:r>
-        <w:t>A standard deviation (or σ) is a measure of how dispersed the data is in relation to the mean. Low, or small, standard deviation indicates data are clustered tightly around the mean, and high, or large, standard deviation indicates data are more spread out.</w:t>
-      </w:r>
-      <w:r>
-        <w:t xml:space="preserve"> </w:t>
+        <w:t xml:space="preserve">A standard deviation (or σ) is a measure of how dispersed the data is in relation to the mean. Low, or small, standard deviation indicates data are clustered tightly around the mean, and high, or large, standard deviation indicates data are more spread out. </w:t>
       </w:r>
     </w:p>
     <w:p>
@@ -368,13 +344,7 @@
         <w:pStyle w:val="H"/>
       </w:pPr>
       <w:r>
-        <w:t xml:space="preserve">What is </w:t>
-      </w:r>
-      <w:r>
-        <w:t>Variance</w:t>
-      </w:r>
-      <w:r>
-        <w:t>?</w:t>
+        <w:t>What is Variance?</w:t>
       </w:r>
     </w:p>
     <w:p>
@@ -456,13 +426,7 @@
         <w:pStyle w:val="H"/>
       </w:pPr>
       <w:r>
-        <w:t xml:space="preserve">What is </w:t>
-      </w:r>
-      <w:r>
-        <w:t>IQR</w:t>
-      </w:r>
-      <w:r>
-        <w:t>?</w:t>
+        <w:t>What is IQR?</w:t>
       </w:r>
     </w:p>
     <w:p>
@@ -470,10 +434,7 @@
         <w:pStyle w:val="T"/>
       </w:pPr>
       <w:r>
-        <w:t xml:space="preserve">The Interquartile Range (IQR) is a measure of statistical dispersion that represents the spread of the middle 50% of a data set, </w:t>
-      </w:r>
-      <w:r>
-        <w:t>calculated by subtracting first quartile Q1 from third Q3.</w:t>
+        <w:t>The Interquartile Range (IQR) is a measure of statistical dispersion that represents the spread of the middle 50% of a data set, calculated by subtracting first quartile Q1 from third Q3.</w:t>
       </w:r>
     </w:p>
     <w:p>
@@ -512,13 +473,7 @@
         <w:pStyle w:val="H"/>
       </w:pPr>
       <w:r>
-        <w:t xml:space="preserve">What is </w:t>
-      </w:r>
-      <w:r>
-        <w:t>Kurtosis</w:t>
-      </w:r>
-      <w:r>
-        <w:t>?</w:t>
+        <w:t>What is Kurtosis?</w:t>
       </w:r>
     </w:p>
     <w:p>
@@ -535,8 +490,13 @@
         <w:pStyle w:val="H"/>
       </w:pPr>
       <w:r>
-        <w:t>Types of Kurtosis</w:t>
-      </w:r>
+        <w:t xml:space="preserve">Types of </w:t>
+      </w:r>
+      <w:proofErr w:type="gramStart"/>
+      <w:r>
+        <w:t>Kurtosis</w:t>
+      </w:r>
+      <w:proofErr w:type="gramEnd"/>
       <w:r>
         <w:t>:</w:t>
       </w:r>
@@ -616,6 +576,9 @@
         <w:pStyle w:val="T"/>
       </w:pPr>
       <w:r>
+        <w:rPr>
+          <w:noProof/>
+        </w:rPr>
         <w:drawing>
           <wp:inline distT="0" distB="0" distL="0" distR="0" wp14:anchorId="4509150D" wp14:editId="2A539A9B">
             <wp:extent cx="6188710" cy="2667000"/>
@@ -699,7 +662,21 @@
         <w:rPr>
           <w:color w:val="auto"/>
         </w:rPr>
-        <w:t>df = pd.DataFrame(dataset)</w:t>
+        <w:t xml:space="preserve">df = </w:t>
+      </w:r>
+      <w:proofErr w:type="spellStart"/>
+      <w:r>
+        <w:rPr>
+          <w:color w:val="auto"/>
+        </w:rPr>
+        <w:t>pd.DataFrame</w:t>
+      </w:r>
+      <w:proofErr w:type="spellEnd"/>
+      <w:r>
+        <w:rPr>
+          <w:color w:val="auto"/>
+        </w:rPr>
+        <w:t>(dataset)</w:t>
       </w:r>
     </w:p>
     <w:p>
@@ -813,7 +790,63 @@
         <w:rPr>
           <w:color w:val="auto"/>
         </w:rPr>
-        <w:t>          f"{game['release_year']:&lt;6} {game['metacritic_score']:&lt;10} {game['sales_millions']:&lt;10.1f} {game['peak_players']:&lt;12,}")</w:t>
+        <w:t>          f"{game['</w:t>
+      </w:r>
+      <w:proofErr w:type="spellStart"/>
+      <w:r>
+        <w:rPr>
+          <w:color w:val="auto"/>
+        </w:rPr>
+        <w:t>release_year</w:t>
+      </w:r>
+      <w:proofErr w:type="spellEnd"/>
+      <w:r>
+        <w:rPr>
+          <w:color w:val="auto"/>
+        </w:rPr>
+        <w:t>']:&lt;6} {game['</w:t>
+      </w:r>
+      <w:proofErr w:type="spellStart"/>
+      <w:r>
+        <w:rPr>
+          <w:color w:val="auto"/>
+        </w:rPr>
+        <w:t>metacritic_score</w:t>
+      </w:r>
+      <w:proofErr w:type="spellEnd"/>
+      <w:r>
+        <w:rPr>
+          <w:color w:val="auto"/>
+        </w:rPr>
+        <w:t>']:&lt;10} {game['</w:t>
+      </w:r>
+      <w:proofErr w:type="spellStart"/>
+      <w:r>
+        <w:rPr>
+          <w:color w:val="auto"/>
+        </w:rPr>
+        <w:t>sales_millions</w:t>
+      </w:r>
+      <w:proofErr w:type="spellEnd"/>
+      <w:r>
+        <w:rPr>
+          <w:color w:val="auto"/>
+        </w:rPr>
+        <w:t>']:&lt;10.1f} {game['</w:t>
+      </w:r>
+      <w:proofErr w:type="spellStart"/>
+      <w:r>
+        <w:rPr>
+          <w:color w:val="auto"/>
+        </w:rPr>
+        <w:t>peak_players</w:t>
+      </w:r>
+      <w:proofErr w:type="spellEnd"/>
+      <w:r>
+        <w:rPr>
+          <w:color w:val="auto"/>
+        </w:rPr>
+        <w:t>']:&lt;12,}")</w:t>
       </w:r>
     </w:p>
     <w:p>
@@ -853,401 +886,813 @@
           <w:color w:val="auto"/>
         </w:rPr>
       </w:pPr>
-      <w:r>
-        <w:rPr>
-          <w:color w:val="auto"/>
-        </w:rPr>
-        <w:t>mean_metacritic_score = df["metacritic_score"].mean()</w:t>
-      </w:r>
-    </w:p>
-    <w:p>
-      <w:pPr>
-        <w:pStyle w:val="C"/>
-        <w:rPr>
-          <w:color w:val="auto"/>
-        </w:rPr>
-      </w:pPr>
-      <w:r>
-        <w:rPr>
-          <w:color w:val="auto"/>
-        </w:rPr>
-        <w:t>mean_sales = df["sales_millions"].mean()</w:t>
-      </w:r>
-    </w:p>
-    <w:p>
-      <w:pPr>
-        <w:pStyle w:val="C"/>
-        <w:rPr>
-          <w:color w:val="auto"/>
-        </w:rPr>
-      </w:pPr>
-      <w:r>
-        <w:rPr>
-          <w:color w:val="auto"/>
-        </w:rPr>
-        <w:t>mean_peak_players = df["peak_players"].mean()</w:t>
-      </w:r>
-    </w:p>
-    <w:p>
-      <w:pPr>
-        <w:pStyle w:val="C"/>
-        <w:rPr>
-          <w:color w:val="auto"/>
-        </w:rPr>
-      </w:pPr>
-    </w:p>
-    <w:p>
-      <w:pPr>
-        <w:pStyle w:val="C"/>
-        <w:rPr>
-          <w:color w:val="auto"/>
-        </w:rPr>
-      </w:pPr>
-      <w:r>
-        <w:rPr>
-          <w:color w:val="auto"/>
-        </w:rPr>
-        <w:t>print(f"\nAverage Metacritic Score: {mean_metacritic_score:.2f}")</w:t>
-      </w:r>
-    </w:p>
-    <w:p>
-      <w:pPr>
-        <w:pStyle w:val="C"/>
-        <w:rPr>
-          <w:color w:val="auto"/>
-        </w:rPr>
-      </w:pPr>
-      <w:r>
-        <w:rPr>
-          <w:color w:val="auto"/>
-        </w:rPr>
-        <w:t>print(f"Average Sales (Millions): {mean_sales:.2f}")</w:t>
-      </w:r>
-    </w:p>
-    <w:p>
-      <w:pPr>
-        <w:pStyle w:val="C"/>
-        <w:rPr>
-          <w:color w:val="auto"/>
-        </w:rPr>
-      </w:pPr>
-      <w:r>
-        <w:rPr>
-          <w:color w:val="auto"/>
-        </w:rPr>
-        <w:t>print(f"Average Peak Players: {mean_peak_players:.2f}")</w:t>
-      </w:r>
-    </w:p>
-    <w:p>
-      <w:pPr>
-        <w:pStyle w:val="C"/>
-        <w:rPr>
-          <w:color w:val="auto"/>
-        </w:rPr>
-      </w:pPr>
-    </w:p>
-    <w:p>
-      <w:pPr>
-        <w:pStyle w:val="C"/>
-        <w:rPr>
-          <w:color w:val="auto"/>
-        </w:rPr>
-      </w:pPr>
-      <w:r>
-        <w:rPr>
-          <w:color w:val="auto"/>
-        </w:rPr>
-        <w:t>median_metacritic_score = df["metacritic_score"].median()</w:t>
-      </w:r>
-    </w:p>
-    <w:p>
-      <w:pPr>
-        <w:pStyle w:val="C"/>
-        <w:rPr>
-          <w:color w:val="auto"/>
-        </w:rPr>
-      </w:pPr>
-      <w:r>
-        <w:rPr>
-          <w:color w:val="auto"/>
-        </w:rPr>
-        <w:t>median_sales = df["sales_millions"].median()</w:t>
-      </w:r>
-    </w:p>
-    <w:p>
-      <w:pPr>
-        <w:pStyle w:val="C"/>
-        <w:rPr>
-          <w:color w:val="auto"/>
-        </w:rPr>
-      </w:pPr>
-    </w:p>
-    <w:p>
-      <w:pPr>
-        <w:pStyle w:val="C"/>
-        <w:rPr>
-          <w:color w:val="auto"/>
-        </w:rPr>
-      </w:pPr>
-      <w:r>
-        <w:rPr>
-          <w:color w:val="auto"/>
-        </w:rPr>
-        <w:t>print(f"\nMedian Metacritic Score: {median_metacritic_score:.2f}")</w:t>
-      </w:r>
-    </w:p>
-    <w:p>
-      <w:pPr>
-        <w:pStyle w:val="C"/>
-        <w:rPr>
-          <w:color w:val="auto"/>
-        </w:rPr>
-      </w:pPr>
-      <w:r>
-        <w:rPr>
-          <w:color w:val="auto"/>
-        </w:rPr>
-        <w:t>print(f"Median Sales (Millions): {median_sales:.2f}")</w:t>
-      </w:r>
-    </w:p>
-    <w:p>
-      <w:pPr>
-        <w:pStyle w:val="C"/>
-        <w:rPr>
-          <w:color w:val="auto"/>
-        </w:rPr>
-      </w:pPr>
-    </w:p>
-    <w:p>
-      <w:pPr>
-        <w:pStyle w:val="C"/>
-        <w:rPr>
-          <w:color w:val="auto"/>
-        </w:rPr>
-      </w:pPr>
-      <w:r>
-        <w:rPr>
-          <w:color w:val="auto"/>
-        </w:rPr>
-        <w:t>mode_metacritic_score = df["metacritic_score"].mode()[0]</w:t>
-      </w:r>
-    </w:p>
-    <w:p>
-      <w:pPr>
-        <w:pStyle w:val="C"/>
-        <w:rPr>
-          <w:color w:val="auto"/>
-        </w:rPr>
-      </w:pPr>
-      <w:r>
-        <w:rPr>
-          <w:color w:val="auto"/>
-        </w:rPr>
-        <w:t>mode_sales = df["sales_millions"].mode()[0]</w:t>
-      </w:r>
-    </w:p>
-    <w:p>
-      <w:pPr>
-        <w:pStyle w:val="C"/>
-        <w:rPr>
-          <w:color w:val="auto"/>
-        </w:rPr>
-      </w:pPr>
-    </w:p>
-    <w:p>
-      <w:pPr>
-        <w:pStyle w:val="C"/>
-        <w:rPr>
-          <w:color w:val="auto"/>
-        </w:rPr>
-      </w:pPr>
-      <w:r>
-        <w:rPr>
-          <w:color w:val="auto"/>
-        </w:rPr>
-        <w:t>print(f"\nMode Metacritic Score: {mode_metacritic_score:.2f}")</w:t>
-      </w:r>
-    </w:p>
-    <w:p>
-      <w:pPr>
-        <w:pStyle w:val="C"/>
-        <w:rPr>
-          <w:color w:val="auto"/>
-        </w:rPr>
-      </w:pPr>
-      <w:r>
-        <w:rPr>
-          <w:color w:val="auto"/>
-        </w:rPr>
-        <w:t>print(f"Mode Sales (Millions): {mode_sales:.2f}")</w:t>
-      </w:r>
-    </w:p>
-    <w:p>
-      <w:pPr>
-        <w:pStyle w:val="C"/>
-        <w:rPr>
-          <w:color w:val="auto"/>
-        </w:rPr>
-      </w:pPr>
-    </w:p>
-    <w:p>
-      <w:pPr>
-        <w:pStyle w:val="C"/>
-        <w:rPr>
-          <w:color w:val="auto"/>
-        </w:rPr>
-      </w:pPr>
-      <w:r>
-        <w:rPr>
-          <w:color w:val="auto"/>
-        </w:rPr>
-        <w:t>std_metacritic_score = df["metacritic_score"].std()</w:t>
-      </w:r>
-    </w:p>
-    <w:p>
-      <w:pPr>
-        <w:pStyle w:val="C"/>
-        <w:rPr>
-          <w:color w:val="auto"/>
-        </w:rPr>
-      </w:pPr>
-      <w:r>
-        <w:rPr>
-          <w:color w:val="auto"/>
-        </w:rPr>
-        <w:t>std_sales = df["sales_millions"].std()</w:t>
-      </w:r>
-    </w:p>
-    <w:p>
-      <w:pPr>
-        <w:pStyle w:val="C"/>
-        <w:rPr>
-          <w:color w:val="auto"/>
-        </w:rPr>
-      </w:pPr>
-    </w:p>
-    <w:p>
-      <w:pPr>
-        <w:pStyle w:val="C"/>
-        <w:rPr>
-          <w:color w:val="auto"/>
-        </w:rPr>
-      </w:pPr>
-      <w:r>
-        <w:rPr>
-          <w:color w:val="auto"/>
-        </w:rPr>
-        <w:t>print(f"\nStandard Deviation of Metacritic Score: {std_metacritic_score:.2f}")</w:t>
-      </w:r>
-    </w:p>
-    <w:p>
-      <w:pPr>
-        <w:pStyle w:val="C"/>
-        <w:rPr>
-          <w:color w:val="auto"/>
-        </w:rPr>
-      </w:pPr>
-      <w:r>
-        <w:rPr>
-          <w:color w:val="auto"/>
-        </w:rPr>
-        <w:t>print(f"Standard Deviation of Sales (Millions): {std_sales:.2f}")</w:t>
-      </w:r>
-    </w:p>
-    <w:p>
-      <w:pPr>
-        <w:pStyle w:val="C"/>
-        <w:rPr>
-          <w:color w:val="auto"/>
-        </w:rPr>
-      </w:pPr>
-    </w:p>
-    <w:p>
-      <w:pPr>
-        <w:pStyle w:val="C"/>
-        <w:rPr>
-          <w:color w:val="auto"/>
-        </w:rPr>
-      </w:pPr>
-      <w:r>
-        <w:rPr>
-          <w:color w:val="auto"/>
-        </w:rPr>
-        <w:t>variance_metacritic_score = df["metacritic_score"].var()</w:t>
-      </w:r>
-    </w:p>
-    <w:p>
-      <w:pPr>
-        <w:pStyle w:val="C"/>
-        <w:rPr>
-          <w:color w:val="auto"/>
-        </w:rPr>
-      </w:pPr>
-      <w:r>
-        <w:rPr>
-          <w:color w:val="auto"/>
-        </w:rPr>
-        <w:t>variance_sales = df["sales_millions"].var()</w:t>
-      </w:r>
-    </w:p>
-    <w:p>
-      <w:pPr>
-        <w:pStyle w:val="C"/>
-        <w:rPr>
-          <w:color w:val="auto"/>
-        </w:rPr>
-      </w:pPr>
-    </w:p>
-    <w:p>
-      <w:pPr>
-        <w:pStyle w:val="C"/>
-        <w:rPr>
-          <w:color w:val="auto"/>
-        </w:rPr>
-      </w:pPr>
-      <w:r>
-        <w:rPr>
-          <w:color w:val="auto"/>
-        </w:rPr>
-        <w:t>print(f"\nVariance of Metacritic Score: {variance_metacritic_score:.2f}")</w:t>
-      </w:r>
-    </w:p>
-    <w:p>
-      <w:pPr>
-        <w:pStyle w:val="C"/>
-        <w:rPr>
-          <w:color w:val="auto"/>
-        </w:rPr>
-      </w:pPr>
-      <w:r>
-        <w:rPr>
-          <w:color w:val="auto"/>
-        </w:rPr>
-        <w:t>print(f"Variance of Sales (Millions): {variance_sales:.2f}")</w:t>
-      </w:r>
-    </w:p>
-    <w:p>
-      <w:pPr>
-        <w:pStyle w:val="C"/>
-        <w:rPr>
-          <w:color w:val="auto"/>
-        </w:rPr>
-      </w:pPr>
-    </w:p>
-    <w:p>
-      <w:pPr>
-        <w:pStyle w:val="C"/>
-      </w:pPr>
-      <w:r>
-        <w:t>quartile1_metacritic_score = df["metacritic_score"].quantile(0.25)</w:t>
-      </w:r>
-    </w:p>
-    <w:p>
-      <w:pPr>
-        <w:pStyle w:val="C"/>
-      </w:pPr>
-      <w:r>
-        <w:t>quartile3_metacritic_score = df["metacritic_score"].quantile(0.75)</w:t>
+      <w:proofErr w:type="spellStart"/>
+      <w:r>
+        <w:rPr>
+          <w:color w:val="auto"/>
+        </w:rPr>
+        <w:t>mean_metacritic_score</w:t>
+      </w:r>
+      <w:proofErr w:type="spellEnd"/>
+      <w:r>
+        <w:rPr>
+          <w:color w:val="auto"/>
+        </w:rPr>
+        <w:t xml:space="preserve"> = df["</w:t>
+      </w:r>
+      <w:proofErr w:type="spellStart"/>
+      <w:r>
+        <w:rPr>
+          <w:color w:val="auto"/>
+        </w:rPr>
+        <w:t>metacritic_score</w:t>
+      </w:r>
+      <w:proofErr w:type="spellEnd"/>
+      <w:r>
+        <w:rPr>
+          <w:color w:val="auto"/>
+        </w:rPr>
+        <w:t>"].mean()</w:t>
+      </w:r>
+    </w:p>
+    <w:p>
+      <w:pPr>
+        <w:pStyle w:val="C"/>
+        <w:rPr>
+          <w:color w:val="auto"/>
+        </w:rPr>
+      </w:pPr>
+      <w:proofErr w:type="spellStart"/>
+      <w:r>
+        <w:rPr>
+          <w:color w:val="auto"/>
+        </w:rPr>
+        <w:t>mean_sales</w:t>
+      </w:r>
+      <w:proofErr w:type="spellEnd"/>
+      <w:r>
+        <w:rPr>
+          <w:color w:val="auto"/>
+        </w:rPr>
+        <w:t xml:space="preserve"> = df["</w:t>
+      </w:r>
+      <w:proofErr w:type="spellStart"/>
+      <w:r>
+        <w:rPr>
+          <w:color w:val="auto"/>
+        </w:rPr>
+        <w:t>sales_millions</w:t>
+      </w:r>
+      <w:proofErr w:type="spellEnd"/>
+      <w:r>
+        <w:rPr>
+          <w:color w:val="auto"/>
+        </w:rPr>
+        <w:t>"].mean()</w:t>
+      </w:r>
+    </w:p>
+    <w:p>
+      <w:pPr>
+        <w:pStyle w:val="C"/>
+        <w:rPr>
+          <w:color w:val="auto"/>
+        </w:rPr>
+      </w:pPr>
+      <w:proofErr w:type="spellStart"/>
+      <w:r>
+        <w:rPr>
+          <w:color w:val="auto"/>
+        </w:rPr>
+        <w:t>mean_peak_players</w:t>
+      </w:r>
+      <w:proofErr w:type="spellEnd"/>
+      <w:r>
+        <w:rPr>
+          <w:color w:val="auto"/>
+        </w:rPr>
+        <w:t xml:space="preserve"> = df["</w:t>
+      </w:r>
+      <w:proofErr w:type="spellStart"/>
+      <w:r>
+        <w:rPr>
+          <w:color w:val="auto"/>
+        </w:rPr>
+        <w:t>peak_players</w:t>
+      </w:r>
+      <w:proofErr w:type="spellEnd"/>
+      <w:r>
+        <w:rPr>
+          <w:color w:val="auto"/>
+        </w:rPr>
+        <w:t>"].mean()</w:t>
+      </w:r>
+    </w:p>
+    <w:p>
+      <w:pPr>
+        <w:pStyle w:val="C"/>
+        <w:rPr>
+          <w:color w:val="auto"/>
+        </w:rPr>
+      </w:pPr>
+    </w:p>
+    <w:p>
+      <w:pPr>
+        <w:pStyle w:val="C"/>
+        <w:rPr>
+          <w:color w:val="auto"/>
+        </w:rPr>
+      </w:pPr>
+      <w:r>
+        <w:rPr>
+          <w:color w:val="auto"/>
+        </w:rPr>
+        <w:t>print(f"\</w:t>
+      </w:r>
+      <w:proofErr w:type="spellStart"/>
+      <w:r>
+        <w:rPr>
+          <w:color w:val="auto"/>
+        </w:rPr>
+        <w:t>nAverage</w:t>
+      </w:r>
+      <w:proofErr w:type="spellEnd"/>
+      <w:r>
+        <w:rPr>
+          <w:color w:val="auto"/>
+        </w:rPr>
+        <w:t xml:space="preserve"> Metacritic Score: {mean_metacritic_score:.2f}")</w:t>
+      </w:r>
+    </w:p>
+    <w:p>
+      <w:pPr>
+        <w:pStyle w:val="C"/>
+        <w:rPr>
+          <w:color w:val="auto"/>
+        </w:rPr>
+      </w:pPr>
+      <w:r>
+        <w:rPr>
+          <w:color w:val="auto"/>
+        </w:rPr>
+        <w:t>print(</w:t>
+      </w:r>
+      <w:proofErr w:type="spellStart"/>
+      <w:r>
+        <w:rPr>
+          <w:color w:val="auto"/>
+        </w:rPr>
+        <w:t>f"Average</w:t>
+      </w:r>
+      <w:proofErr w:type="spellEnd"/>
+      <w:r>
+        <w:rPr>
+          <w:color w:val="auto"/>
+        </w:rPr>
+        <w:t xml:space="preserve"> Sales (Millions): {mean_sales:.2f}")</w:t>
+      </w:r>
+    </w:p>
+    <w:p>
+      <w:pPr>
+        <w:pStyle w:val="C"/>
+        <w:rPr>
+          <w:color w:val="auto"/>
+        </w:rPr>
+      </w:pPr>
+      <w:r>
+        <w:rPr>
+          <w:color w:val="auto"/>
+        </w:rPr>
+        <w:t>print(</w:t>
+      </w:r>
+      <w:proofErr w:type="spellStart"/>
+      <w:r>
+        <w:rPr>
+          <w:color w:val="auto"/>
+        </w:rPr>
+        <w:t>f"Average</w:t>
+      </w:r>
+      <w:proofErr w:type="spellEnd"/>
+      <w:r>
+        <w:rPr>
+          <w:color w:val="auto"/>
+        </w:rPr>
+        <w:t xml:space="preserve"> Peak Players: {mean_peak_players:.2f}")</w:t>
+      </w:r>
+    </w:p>
+    <w:p>
+      <w:pPr>
+        <w:pStyle w:val="C"/>
+        <w:rPr>
+          <w:color w:val="auto"/>
+        </w:rPr>
+      </w:pPr>
+    </w:p>
+    <w:p>
+      <w:pPr>
+        <w:pStyle w:val="C"/>
+        <w:rPr>
+          <w:color w:val="auto"/>
+        </w:rPr>
+      </w:pPr>
+      <w:proofErr w:type="spellStart"/>
+      <w:r>
+        <w:rPr>
+          <w:color w:val="auto"/>
+        </w:rPr>
+        <w:t>median_metacritic_score</w:t>
+      </w:r>
+      <w:proofErr w:type="spellEnd"/>
+      <w:r>
+        <w:rPr>
+          <w:color w:val="auto"/>
+        </w:rPr>
+        <w:t xml:space="preserve"> = df["</w:t>
+      </w:r>
+      <w:proofErr w:type="spellStart"/>
+      <w:r>
+        <w:rPr>
+          <w:color w:val="auto"/>
+        </w:rPr>
+        <w:t>metacritic_score</w:t>
+      </w:r>
+      <w:proofErr w:type="spellEnd"/>
+      <w:r>
+        <w:rPr>
+          <w:color w:val="auto"/>
+        </w:rPr>
+        <w:t>"].median()</w:t>
+      </w:r>
+    </w:p>
+    <w:p>
+      <w:pPr>
+        <w:pStyle w:val="C"/>
+        <w:rPr>
+          <w:color w:val="auto"/>
+        </w:rPr>
+      </w:pPr>
+      <w:proofErr w:type="spellStart"/>
+      <w:r>
+        <w:rPr>
+          <w:color w:val="auto"/>
+        </w:rPr>
+        <w:t>median_sales</w:t>
+      </w:r>
+      <w:proofErr w:type="spellEnd"/>
+      <w:r>
+        <w:rPr>
+          <w:color w:val="auto"/>
+        </w:rPr>
+        <w:t xml:space="preserve"> = df["</w:t>
+      </w:r>
+      <w:proofErr w:type="spellStart"/>
+      <w:r>
+        <w:rPr>
+          <w:color w:val="auto"/>
+        </w:rPr>
+        <w:t>sales_millions</w:t>
+      </w:r>
+      <w:proofErr w:type="spellEnd"/>
+      <w:r>
+        <w:rPr>
+          <w:color w:val="auto"/>
+        </w:rPr>
+        <w:t>"].median()</w:t>
+      </w:r>
+    </w:p>
+    <w:p>
+      <w:pPr>
+        <w:pStyle w:val="C"/>
+        <w:rPr>
+          <w:color w:val="auto"/>
+        </w:rPr>
+      </w:pPr>
+    </w:p>
+    <w:p>
+      <w:pPr>
+        <w:pStyle w:val="C"/>
+        <w:rPr>
+          <w:color w:val="auto"/>
+        </w:rPr>
+      </w:pPr>
+      <w:r>
+        <w:rPr>
+          <w:color w:val="auto"/>
+        </w:rPr>
+        <w:t>print(f"\</w:t>
+      </w:r>
+      <w:proofErr w:type="spellStart"/>
+      <w:r>
+        <w:rPr>
+          <w:color w:val="auto"/>
+        </w:rPr>
+        <w:t>nMedian</w:t>
+      </w:r>
+      <w:proofErr w:type="spellEnd"/>
+      <w:r>
+        <w:rPr>
+          <w:color w:val="auto"/>
+        </w:rPr>
+        <w:t xml:space="preserve"> Metacritic Score: {median_metacritic_score:.2f}")</w:t>
+      </w:r>
+    </w:p>
+    <w:p>
+      <w:pPr>
+        <w:pStyle w:val="C"/>
+        <w:rPr>
+          <w:color w:val="auto"/>
+        </w:rPr>
+      </w:pPr>
+      <w:r>
+        <w:rPr>
+          <w:color w:val="auto"/>
+        </w:rPr>
+        <w:t>print(</w:t>
+      </w:r>
+      <w:proofErr w:type="spellStart"/>
+      <w:r>
+        <w:rPr>
+          <w:color w:val="auto"/>
+        </w:rPr>
+        <w:t>f"Median</w:t>
+      </w:r>
+      <w:proofErr w:type="spellEnd"/>
+      <w:r>
+        <w:rPr>
+          <w:color w:val="auto"/>
+        </w:rPr>
+        <w:t xml:space="preserve"> Sales (Millions): {median_sales:.2f}")</w:t>
+      </w:r>
+    </w:p>
+    <w:p>
+      <w:pPr>
+        <w:pStyle w:val="C"/>
+        <w:rPr>
+          <w:color w:val="auto"/>
+        </w:rPr>
+      </w:pPr>
+    </w:p>
+    <w:p>
+      <w:pPr>
+        <w:pStyle w:val="C"/>
+        <w:rPr>
+          <w:color w:val="auto"/>
+        </w:rPr>
+      </w:pPr>
+      <w:proofErr w:type="spellStart"/>
+      <w:r>
+        <w:rPr>
+          <w:color w:val="auto"/>
+        </w:rPr>
+        <w:t>mode_metacritic_score</w:t>
+      </w:r>
+      <w:proofErr w:type="spellEnd"/>
+      <w:r>
+        <w:rPr>
+          <w:color w:val="auto"/>
+        </w:rPr>
+        <w:t xml:space="preserve"> = df["</w:t>
+      </w:r>
+      <w:proofErr w:type="spellStart"/>
+      <w:r>
+        <w:rPr>
+          <w:color w:val="auto"/>
+        </w:rPr>
+        <w:t>metacritic_score</w:t>
+      </w:r>
+      <w:proofErr w:type="spellEnd"/>
+      <w:r>
+        <w:rPr>
+          <w:color w:val="auto"/>
+        </w:rPr>
+        <w:t>"].mode()[0]</w:t>
+      </w:r>
+    </w:p>
+    <w:p>
+      <w:pPr>
+        <w:pStyle w:val="C"/>
+        <w:rPr>
+          <w:color w:val="auto"/>
+        </w:rPr>
+      </w:pPr>
+      <w:proofErr w:type="spellStart"/>
+      <w:r>
+        <w:rPr>
+          <w:color w:val="auto"/>
+        </w:rPr>
+        <w:t>mode_sales</w:t>
+      </w:r>
+      <w:proofErr w:type="spellEnd"/>
+      <w:r>
+        <w:rPr>
+          <w:color w:val="auto"/>
+        </w:rPr>
+        <w:t xml:space="preserve"> = df["</w:t>
+      </w:r>
+      <w:proofErr w:type="spellStart"/>
+      <w:r>
+        <w:rPr>
+          <w:color w:val="auto"/>
+        </w:rPr>
+        <w:t>sales_millions</w:t>
+      </w:r>
+      <w:proofErr w:type="spellEnd"/>
+      <w:r>
+        <w:rPr>
+          <w:color w:val="auto"/>
+        </w:rPr>
+        <w:t>"].mode()[0]</w:t>
+      </w:r>
+    </w:p>
+    <w:p>
+      <w:pPr>
+        <w:pStyle w:val="C"/>
+        <w:rPr>
+          <w:color w:val="auto"/>
+        </w:rPr>
+      </w:pPr>
+    </w:p>
+    <w:p>
+      <w:pPr>
+        <w:pStyle w:val="C"/>
+        <w:rPr>
+          <w:color w:val="auto"/>
+        </w:rPr>
+      </w:pPr>
+      <w:r>
+        <w:rPr>
+          <w:color w:val="auto"/>
+        </w:rPr>
+        <w:t>print(f"\</w:t>
+      </w:r>
+      <w:proofErr w:type="spellStart"/>
+      <w:r>
+        <w:rPr>
+          <w:color w:val="auto"/>
+        </w:rPr>
+        <w:t>nMode</w:t>
+      </w:r>
+      <w:proofErr w:type="spellEnd"/>
+      <w:r>
+        <w:rPr>
+          <w:color w:val="auto"/>
+        </w:rPr>
+        <w:t xml:space="preserve"> Metacritic Score: {mode_metacritic_score:.2f}")</w:t>
+      </w:r>
+    </w:p>
+    <w:p>
+      <w:pPr>
+        <w:pStyle w:val="C"/>
+        <w:rPr>
+          <w:color w:val="auto"/>
+        </w:rPr>
+      </w:pPr>
+      <w:r>
+        <w:rPr>
+          <w:color w:val="auto"/>
+        </w:rPr>
+        <w:t>print(</w:t>
+      </w:r>
+      <w:proofErr w:type="spellStart"/>
+      <w:r>
+        <w:rPr>
+          <w:color w:val="auto"/>
+        </w:rPr>
+        <w:t>f"Mode</w:t>
+      </w:r>
+      <w:proofErr w:type="spellEnd"/>
+      <w:r>
+        <w:rPr>
+          <w:color w:val="auto"/>
+        </w:rPr>
+        <w:t xml:space="preserve"> Sales (Millions): {mode_sales:.2f}")</w:t>
+      </w:r>
+    </w:p>
+    <w:p>
+      <w:pPr>
+        <w:pStyle w:val="C"/>
+        <w:rPr>
+          <w:color w:val="auto"/>
+        </w:rPr>
+      </w:pPr>
+    </w:p>
+    <w:p>
+      <w:pPr>
+        <w:pStyle w:val="C"/>
+        <w:rPr>
+          <w:color w:val="auto"/>
+        </w:rPr>
+      </w:pPr>
+      <w:proofErr w:type="spellStart"/>
+      <w:r>
+        <w:rPr>
+          <w:color w:val="auto"/>
+        </w:rPr>
+        <w:t>std_metacritic_score</w:t>
+      </w:r>
+      <w:proofErr w:type="spellEnd"/>
+      <w:r>
+        <w:rPr>
+          <w:color w:val="auto"/>
+        </w:rPr>
+        <w:t xml:space="preserve"> = df["</w:t>
+      </w:r>
+      <w:proofErr w:type="spellStart"/>
+      <w:r>
+        <w:rPr>
+          <w:color w:val="auto"/>
+        </w:rPr>
+        <w:t>metacritic_score</w:t>
+      </w:r>
+      <w:proofErr w:type="spellEnd"/>
+      <w:r>
+        <w:rPr>
+          <w:color w:val="auto"/>
+        </w:rPr>
+        <w:t>"].std()</w:t>
+      </w:r>
+    </w:p>
+    <w:p>
+      <w:pPr>
+        <w:pStyle w:val="C"/>
+        <w:rPr>
+          <w:color w:val="auto"/>
+        </w:rPr>
+      </w:pPr>
+      <w:proofErr w:type="spellStart"/>
+      <w:r>
+        <w:rPr>
+          <w:color w:val="auto"/>
+        </w:rPr>
+        <w:t>std_sales</w:t>
+      </w:r>
+      <w:proofErr w:type="spellEnd"/>
+      <w:r>
+        <w:rPr>
+          <w:color w:val="auto"/>
+        </w:rPr>
+        <w:t xml:space="preserve"> = df["</w:t>
+      </w:r>
+      <w:proofErr w:type="spellStart"/>
+      <w:r>
+        <w:rPr>
+          <w:color w:val="auto"/>
+        </w:rPr>
+        <w:t>sales_millions</w:t>
+      </w:r>
+      <w:proofErr w:type="spellEnd"/>
+      <w:r>
+        <w:rPr>
+          <w:color w:val="auto"/>
+        </w:rPr>
+        <w:t>"].std()</w:t>
+      </w:r>
+    </w:p>
+    <w:p>
+      <w:pPr>
+        <w:pStyle w:val="C"/>
+        <w:rPr>
+          <w:color w:val="auto"/>
+        </w:rPr>
+      </w:pPr>
+    </w:p>
+    <w:p>
+      <w:pPr>
+        <w:pStyle w:val="C"/>
+        <w:rPr>
+          <w:color w:val="auto"/>
+        </w:rPr>
+      </w:pPr>
+      <w:r>
+        <w:rPr>
+          <w:color w:val="auto"/>
+        </w:rPr>
+        <w:t>print(f"\</w:t>
+      </w:r>
+      <w:proofErr w:type="spellStart"/>
+      <w:r>
+        <w:rPr>
+          <w:color w:val="auto"/>
+        </w:rPr>
+        <w:t>nStandard</w:t>
+      </w:r>
+      <w:proofErr w:type="spellEnd"/>
+      <w:r>
+        <w:rPr>
+          <w:color w:val="auto"/>
+        </w:rPr>
+        <w:t xml:space="preserve"> Deviation of Metacritic Score: {std_metacritic_score:.2f}")</w:t>
+      </w:r>
+    </w:p>
+    <w:p>
+      <w:pPr>
+        <w:pStyle w:val="C"/>
+        <w:rPr>
+          <w:color w:val="auto"/>
+        </w:rPr>
+      </w:pPr>
+      <w:r>
+        <w:rPr>
+          <w:color w:val="auto"/>
+        </w:rPr>
+        <w:t>print(</w:t>
+      </w:r>
+      <w:proofErr w:type="spellStart"/>
+      <w:r>
+        <w:rPr>
+          <w:color w:val="auto"/>
+        </w:rPr>
+        <w:t>f"Standard</w:t>
+      </w:r>
+      <w:proofErr w:type="spellEnd"/>
+      <w:r>
+        <w:rPr>
+          <w:color w:val="auto"/>
+        </w:rPr>
+        <w:t xml:space="preserve"> Deviation of Sales (Millions): {std_sales:.2f}")</w:t>
+      </w:r>
+    </w:p>
+    <w:p>
+      <w:pPr>
+        <w:pStyle w:val="C"/>
+        <w:rPr>
+          <w:color w:val="auto"/>
+        </w:rPr>
+      </w:pPr>
+    </w:p>
+    <w:p>
+      <w:pPr>
+        <w:pStyle w:val="C"/>
+        <w:rPr>
+          <w:color w:val="auto"/>
+        </w:rPr>
+      </w:pPr>
+      <w:proofErr w:type="spellStart"/>
+      <w:r>
+        <w:rPr>
+          <w:color w:val="auto"/>
+        </w:rPr>
+        <w:t>variance_metacritic_score</w:t>
+      </w:r>
+      <w:proofErr w:type="spellEnd"/>
+      <w:r>
+        <w:rPr>
+          <w:color w:val="auto"/>
+        </w:rPr>
+        <w:t xml:space="preserve"> = df["</w:t>
+      </w:r>
+      <w:proofErr w:type="spellStart"/>
+      <w:r>
+        <w:rPr>
+          <w:color w:val="auto"/>
+        </w:rPr>
+        <w:t>metacritic_score</w:t>
+      </w:r>
+      <w:proofErr w:type="spellEnd"/>
+      <w:r>
+        <w:rPr>
+          <w:color w:val="auto"/>
+        </w:rPr>
+        <w:t>"].var()</w:t>
+      </w:r>
+    </w:p>
+    <w:p>
+      <w:pPr>
+        <w:pStyle w:val="C"/>
+        <w:rPr>
+          <w:color w:val="auto"/>
+        </w:rPr>
+      </w:pPr>
+      <w:proofErr w:type="spellStart"/>
+      <w:r>
+        <w:rPr>
+          <w:color w:val="auto"/>
+        </w:rPr>
+        <w:t>variance_sales</w:t>
+      </w:r>
+      <w:proofErr w:type="spellEnd"/>
+      <w:r>
+        <w:rPr>
+          <w:color w:val="auto"/>
+        </w:rPr>
+        <w:t xml:space="preserve"> = df["</w:t>
+      </w:r>
+      <w:proofErr w:type="spellStart"/>
+      <w:r>
+        <w:rPr>
+          <w:color w:val="auto"/>
+        </w:rPr>
+        <w:t>sales_millions</w:t>
+      </w:r>
+      <w:proofErr w:type="spellEnd"/>
+      <w:r>
+        <w:rPr>
+          <w:color w:val="auto"/>
+        </w:rPr>
+        <w:t>"].var()</w:t>
+      </w:r>
+    </w:p>
+    <w:p>
+      <w:pPr>
+        <w:pStyle w:val="C"/>
+        <w:rPr>
+          <w:color w:val="auto"/>
+        </w:rPr>
+      </w:pPr>
+    </w:p>
+    <w:p>
+      <w:pPr>
+        <w:pStyle w:val="C"/>
+        <w:rPr>
+          <w:color w:val="auto"/>
+        </w:rPr>
+      </w:pPr>
+      <w:r>
+        <w:rPr>
+          <w:color w:val="auto"/>
+        </w:rPr>
+        <w:t>print(f"\</w:t>
+      </w:r>
+      <w:proofErr w:type="spellStart"/>
+      <w:r>
+        <w:rPr>
+          <w:color w:val="auto"/>
+        </w:rPr>
+        <w:t>nVariance</w:t>
+      </w:r>
+      <w:proofErr w:type="spellEnd"/>
+      <w:r>
+        <w:rPr>
+          <w:color w:val="auto"/>
+        </w:rPr>
+        <w:t xml:space="preserve"> of Metacritic Score: {variance_metacritic_score:.2f}")</w:t>
+      </w:r>
+    </w:p>
+    <w:p>
+      <w:pPr>
+        <w:pStyle w:val="C"/>
+        <w:rPr>
+          <w:color w:val="auto"/>
+        </w:rPr>
+      </w:pPr>
+      <w:r>
+        <w:rPr>
+          <w:color w:val="auto"/>
+        </w:rPr>
+        <w:t>print(</w:t>
+      </w:r>
+      <w:proofErr w:type="spellStart"/>
+      <w:r>
+        <w:rPr>
+          <w:color w:val="auto"/>
+        </w:rPr>
+        <w:t>f"Variance</w:t>
+      </w:r>
+      <w:proofErr w:type="spellEnd"/>
+      <w:r>
+        <w:rPr>
+          <w:color w:val="auto"/>
+        </w:rPr>
+        <w:t xml:space="preserve"> of Sales (Millions): {variance_sales:.2f}")</w:t>
+      </w:r>
+    </w:p>
+    <w:p>
+      <w:pPr>
+        <w:pStyle w:val="C"/>
+        <w:rPr>
+          <w:color w:val="auto"/>
+        </w:rPr>
+      </w:pPr>
+    </w:p>
+    <w:p>
+      <w:pPr>
+        <w:pStyle w:val="C"/>
+      </w:pPr>
+      <w:r>
+        <w:t>quartile1_metacritic_score = df["</w:t>
+      </w:r>
+      <w:proofErr w:type="spellStart"/>
+      <w:r>
+        <w:t>metacritic_score</w:t>
+      </w:r>
+      <w:proofErr w:type="spellEnd"/>
+      <w:r>
+        <w:t>"].quantile(0.25)</w:t>
+      </w:r>
+    </w:p>
+    <w:p>
+      <w:pPr>
+        <w:pStyle w:val="C"/>
+      </w:pPr>
+      <w:r>
+        <w:t>quartile3_metacritic_score = df["</w:t>
+      </w:r>
+      <w:proofErr w:type="spellStart"/>
+      <w:r>
+        <w:t>metacritic_score</w:t>
+      </w:r>
+      <w:proofErr w:type="spellEnd"/>
+      <w:r>
+        <w:t>"].quantile(0.75)</w:t>
       </w:r>
     </w:p>
     <w:p>
@@ -1286,61 +1731,133 @@
           <w:color w:val="auto"/>
         </w:rPr>
       </w:pPr>
-      <w:r>
-        <w:rPr>
-          <w:color w:val="auto"/>
-        </w:rPr>
-        <w:t>kurtosis_metacritic_score = df["metacritic_score"].kurtosis()</w:t>
-      </w:r>
-    </w:p>
-    <w:p>
-      <w:pPr>
-        <w:pStyle w:val="C"/>
-        <w:rPr>
-          <w:color w:val="auto"/>
-        </w:rPr>
-      </w:pPr>
-      <w:r>
-        <w:rPr>
-          <w:color w:val="auto"/>
-        </w:rPr>
-        <w:t>kurtosis_sales = df["sales_millions"].kurtosis()</w:t>
-      </w:r>
-    </w:p>
-    <w:p>
-      <w:pPr>
-        <w:pStyle w:val="C"/>
-        <w:rPr>
-          <w:color w:val="auto"/>
-        </w:rPr>
-      </w:pPr>
-    </w:p>
-    <w:p>
-      <w:pPr>
-        <w:pStyle w:val="C"/>
-        <w:rPr>
-          <w:color w:val="auto"/>
-        </w:rPr>
-      </w:pPr>
-      <w:r>
-        <w:rPr>
-          <w:color w:val="auto"/>
-        </w:rPr>
-        <w:t>print(f"\nKurtosis of Metacritic Score: {kurtosis_metacritic_score:.2f}")</w:t>
-      </w:r>
-    </w:p>
-    <w:p>
-      <w:pPr>
-        <w:pStyle w:val="C"/>
-        <w:rPr>
-          <w:color w:val="auto"/>
-        </w:rPr>
-      </w:pPr>
-      <w:r>
-        <w:rPr>
-          <w:color w:val="auto"/>
-        </w:rPr>
-        <w:t>print(f"Kurtosis of Sales (Millions): {kurtosis_sales:.2f}")</w:t>
+      <w:proofErr w:type="spellStart"/>
+      <w:r>
+        <w:rPr>
+          <w:color w:val="auto"/>
+        </w:rPr>
+        <w:t>kurtosis_metacritic_score</w:t>
+      </w:r>
+      <w:proofErr w:type="spellEnd"/>
+      <w:r>
+        <w:rPr>
+          <w:color w:val="auto"/>
+        </w:rPr>
+        <w:t xml:space="preserve"> = df["</w:t>
+      </w:r>
+      <w:proofErr w:type="spellStart"/>
+      <w:r>
+        <w:rPr>
+          <w:color w:val="auto"/>
+        </w:rPr>
+        <w:t>metacritic_score</w:t>
+      </w:r>
+      <w:proofErr w:type="spellEnd"/>
+      <w:r>
+        <w:rPr>
+          <w:color w:val="auto"/>
+        </w:rPr>
+        <w:t>"].kurtosis()</w:t>
+      </w:r>
+    </w:p>
+    <w:p>
+      <w:pPr>
+        <w:pStyle w:val="C"/>
+        <w:rPr>
+          <w:color w:val="auto"/>
+        </w:rPr>
+      </w:pPr>
+      <w:proofErr w:type="spellStart"/>
+      <w:r>
+        <w:rPr>
+          <w:color w:val="auto"/>
+        </w:rPr>
+        <w:t>kurtosis_sales</w:t>
+      </w:r>
+      <w:proofErr w:type="spellEnd"/>
+      <w:r>
+        <w:rPr>
+          <w:color w:val="auto"/>
+        </w:rPr>
+        <w:t xml:space="preserve"> = df["</w:t>
+      </w:r>
+      <w:proofErr w:type="spellStart"/>
+      <w:r>
+        <w:rPr>
+          <w:color w:val="auto"/>
+        </w:rPr>
+        <w:t>sales_millions</w:t>
+      </w:r>
+      <w:proofErr w:type="spellEnd"/>
+      <w:r>
+        <w:rPr>
+          <w:color w:val="auto"/>
+        </w:rPr>
+        <w:t>"].kurtosis()</w:t>
+      </w:r>
+    </w:p>
+    <w:p>
+      <w:pPr>
+        <w:pStyle w:val="C"/>
+        <w:rPr>
+          <w:color w:val="auto"/>
+        </w:rPr>
+      </w:pPr>
+    </w:p>
+    <w:p>
+      <w:pPr>
+        <w:pStyle w:val="C"/>
+        <w:rPr>
+          <w:color w:val="auto"/>
+        </w:rPr>
+      </w:pPr>
+      <w:r>
+        <w:rPr>
+          <w:color w:val="auto"/>
+        </w:rPr>
+        <w:t>print(f"\</w:t>
+      </w:r>
+      <w:proofErr w:type="spellStart"/>
+      <w:r>
+        <w:rPr>
+          <w:color w:val="auto"/>
+        </w:rPr>
+        <w:t>nKurtosis</w:t>
+      </w:r>
+      <w:proofErr w:type="spellEnd"/>
+      <w:r>
+        <w:rPr>
+          <w:color w:val="auto"/>
+        </w:rPr>
+        <w:t xml:space="preserve"> of Metacritic Score: {kurtosis_metacritic_score:.2f}")</w:t>
+      </w:r>
+    </w:p>
+    <w:p>
+      <w:pPr>
+        <w:pStyle w:val="C"/>
+        <w:rPr>
+          <w:color w:val="auto"/>
+        </w:rPr>
+      </w:pPr>
+      <w:r>
+        <w:rPr>
+          <w:color w:val="auto"/>
+        </w:rPr>
+        <w:t>print(</w:t>
+      </w:r>
+      <w:proofErr w:type="spellStart"/>
+      <w:r>
+        <w:rPr>
+          <w:color w:val="auto"/>
+        </w:rPr>
+        <w:t>f"Kurtosis</w:t>
+      </w:r>
+      <w:proofErr w:type="spellEnd"/>
+      <w:r>
+        <w:rPr>
+          <w:color w:val="auto"/>
+        </w:rPr>
+        <w:t xml:space="preserve"> of Sales (Millions): {kurtosis_sales:.2f}")</w:t>
       </w:r>
     </w:p>
     <w:p>
@@ -1361,6 +1878,9 @@
         <w:pStyle w:val="H"/>
       </w:pPr>
       <w:r>
+        <w:rPr>
+          <w:noProof/>
+        </w:rPr>
         <w:lastRenderedPageBreak/>
         <w:drawing>
           <wp:inline distT="0" distB="0" distL="0" distR="0" wp14:anchorId="51D14BBA" wp14:editId="0E93F123">
@@ -1426,13 +1946,393 @@
         <w:t>.</w:t>
       </w:r>
     </w:p>
+    <w:p>
+      <w:pPr>
+        <w:pStyle w:val="T"/>
+      </w:pPr>
+    </w:p>
+    <w:p>
+      <w:pPr>
+        <w:pStyle w:val="T"/>
+      </w:pPr>
+    </w:p>
+    <w:p>
+      <w:pPr>
+        <w:pStyle w:val="T"/>
+      </w:pPr>
+    </w:p>
+    <w:p>
+      <w:pPr>
+        <w:pStyle w:val="T"/>
+      </w:pPr>
+    </w:p>
+    <w:p>
+      <w:pPr>
+        <w:pStyle w:val="T"/>
+      </w:pPr>
+    </w:p>
+    <w:p>
+      <w:pPr>
+        <w:pStyle w:val="T"/>
+      </w:pPr>
+    </w:p>
+    <w:p>
+      <w:pPr>
+        <w:pStyle w:val="T"/>
+      </w:pPr>
+    </w:p>
+    <w:p>
+      <w:pPr>
+        <w:pStyle w:val="T"/>
+      </w:pPr>
+    </w:p>
+    <w:p>
+      <w:pPr>
+        <w:pStyle w:val="T"/>
+      </w:pPr>
+    </w:p>
+    <w:p>
+      <w:pPr>
+        <w:pStyle w:val="T"/>
+      </w:pPr>
+    </w:p>
+    <w:p>
+      <w:pPr>
+        <w:pStyle w:val="C"/>
+      </w:pPr>
+      <w:proofErr w:type="spellStart"/>
+      <w:r>
+        <w:lastRenderedPageBreak/>
+        <w:t>skewness_metacritic_score</w:t>
+      </w:r>
+      <w:proofErr w:type="spellEnd"/>
+      <w:r>
+        <w:t xml:space="preserve"> = df["</w:t>
+      </w:r>
+      <w:proofErr w:type="spellStart"/>
+      <w:r>
+        <w:t>metacritic_score</w:t>
+      </w:r>
+      <w:proofErr w:type="spellEnd"/>
+      <w:r>
+        <w:t>"].skew()</w:t>
+      </w:r>
+    </w:p>
+    <w:p>
+      <w:pPr>
+        <w:pStyle w:val="C"/>
+      </w:pPr>
+      <w:proofErr w:type="spellStart"/>
+      <w:r>
+        <w:t>skewness_sales</w:t>
+      </w:r>
+      <w:proofErr w:type="spellEnd"/>
+      <w:r>
+        <w:t xml:space="preserve"> = df["</w:t>
+      </w:r>
+      <w:proofErr w:type="spellStart"/>
+      <w:r>
+        <w:t>sales_millions</w:t>
+      </w:r>
+      <w:proofErr w:type="spellEnd"/>
+      <w:r>
+        <w:t>"].skew()</w:t>
+      </w:r>
+    </w:p>
+    <w:p>
+      <w:pPr>
+        <w:pStyle w:val="C"/>
+      </w:pPr>
+    </w:p>
+    <w:p>
+      <w:pPr>
+        <w:pStyle w:val="C"/>
+      </w:pPr>
+      <w:r>
+        <w:t>print(f"\</w:t>
+      </w:r>
+      <w:proofErr w:type="spellStart"/>
+      <w:r>
+        <w:t>nSkewness</w:t>
+      </w:r>
+      <w:proofErr w:type="spellEnd"/>
+      <w:r>
+        <w:t xml:space="preserve"> of Metacritic Score: {skewness_metacritic_score:.2f}")</w:t>
+      </w:r>
+    </w:p>
+    <w:p>
+      <w:pPr>
+        <w:pStyle w:val="C"/>
+      </w:pPr>
+      <w:r>
+        <w:t>print(</w:t>
+      </w:r>
+      <w:proofErr w:type="spellStart"/>
+      <w:r>
+        <w:t>f"Skewness</w:t>
+      </w:r>
+      <w:proofErr w:type="spellEnd"/>
+      <w:r>
+        <w:t xml:space="preserve"> of Sales (Millions): {skewness_sales:.2f}")</w:t>
+      </w:r>
+    </w:p>
+    <w:p>
+      <w:pPr>
+        <w:pStyle w:val="C"/>
+      </w:pPr>
+    </w:p>
+    <w:p>
+      <w:pPr>
+        <w:pStyle w:val="C"/>
+      </w:pPr>
+      <w:r>
+        <w:t>if abs(</w:t>
+      </w:r>
+      <w:proofErr w:type="spellStart"/>
+      <w:r>
+        <w:t>skewness_metacritic_score</w:t>
+      </w:r>
+      <w:proofErr w:type="spellEnd"/>
+      <w:r>
+        <w:t>) &lt; 0.5:</w:t>
+      </w:r>
+    </w:p>
+    <w:p>
+      <w:pPr>
+        <w:pStyle w:val="C"/>
+      </w:pPr>
+      <w:r>
+        <w:t>    print(f"\</w:t>
+      </w:r>
+      <w:proofErr w:type="spellStart"/>
+      <w:r>
+        <w:t>nMetacritic</w:t>
+      </w:r>
+      <w:proofErr w:type="spellEnd"/>
+      <w:r>
+        <w:t xml:space="preserve"> Score: Approximately symmetric (skewness = {skewness_metacritic_score:.2f})")</w:t>
+      </w:r>
+    </w:p>
+    <w:p>
+      <w:pPr>
+        <w:pStyle w:val="C"/>
+      </w:pPr>
+      <w:proofErr w:type="spellStart"/>
+      <w:r>
+        <w:t>elif</w:t>
+      </w:r>
+      <w:proofErr w:type="spellEnd"/>
+      <w:r>
+        <w:t xml:space="preserve"> </w:t>
+      </w:r>
+      <w:proofErr w:type="spellStart"/>
+      <w:r>
+        <w:t>skewness_metacritic_score</w:t>
+      </w:r>
+      <w:proofErr w:type="spellEnd"/>
+      <w:r>
+        <w:t xml:space="preserve"> &lt; 0:</w:t>
+      </w:r>
+    </w:p>
+    <w:p>
+      <w:pPr>
+        <w:pStyle w:val="C"/>
+      </w:pPr>
+      <w:r>
+        <w:t>    print(</w:t>
+      </w:r>
+      <w:proofErr w:type="spellStart"/>
+      <w:r>
+        <w:t>f"Metacritic</w:t>
+      </w:r>
+      <w:proofErr w:type="spellEnd"/>
+      <w:r>
+        <w:t xml:space="preserve"> Score: Negatively skewed (left-skewed) = {skewness_metacritic_score:.2f}")</w:t>
+      </w:r>
+    </w:p>
+    <w:p>
+      <w:pPr>
+        <w:pStyle w:val="C"/>
+      </w:pPr>
+      <w:r>
+        <w:t>else:</w:t>
+      </w:r>
+    </w:p>
+    <w:p>
+      <w:pPr>
+        <w:pStyle w:val="C"/>
+      </w:pPr>
+      <w:r>
+        <w:t>    print(</w:t>
+      </w:r>
+      <w:proofErr w:type="spellStart"/>
+      <w:r>
+        <w:t>f"Metacritic</w:t>
+      </w:r>
+      <w:proofErr w:type="spellEnd"/>
+      <w:r>
+        <w:t xml:space="preserve"> Score: Positively skewed (right-skewed) = {skewness_metacritic_score:.2f}")</w:t>
+      </w:r>
+    </w:p>
+    <w:p>
+      <w:pPr>
+        <w:pStyle w:val="C"/>
+      </w:pPr>
+    </w:p>
+    <w:p>
+      <w:pPr>
+        <w:pStyle w:val="C"/>
+      </w:pPr>
+      <w:r>
+        <w:t>if abs(</w:t>
+      </w:r>
+      <w:proofErr w:type="spellStart"/>
+      <w:r>
+        <w:t>skewness_sales</w:t>
+      </w:r>
+      <w:proofErr w:type="spellEnd"/>
+      <w:r>
+        <w:t>) &lt; 0.5:</w:t>
+      </w:r>
+    </w:p>
+    <w:p>
+      <w:pPr>
+        <w:pStyle w:val="C"/>
+      </w:pPr>
+      <w:r>
+        <w:t>    print(</w:t>
+      </w:r>
+      <w:proofErr w:type="spellStart"/>
+      <w:r>
+        <w:t>f"Sales</w:t>
+      </w:r>
+      <w:proofErr w:type="spellEnd"/>
+      <w:r>
+        <w:t>: Approximately symmetric (skewness = {skewness_sales:.2f})")</w:t>
+      </w:r>
+    </w:p>
+    <w:p>
+      <w:pPr>
+        <w:pStyle w:val="C"/>
+      </w:pPr>
+      <w:proofErr w:type="spellStart"/>
+      <w:r>
+        <w:t>elif</w:t>
+      </w:r>
+      <w:proofErr w:type="spellEnd"/>
+      <w:r>
+        <w:t xml:space="preserve"> </w:t>
+      </w:r>
+      <w:proofErr w:type="spellStart"/>
+      <w:r>
+        <w:t>skewness_sales</w:t>
+      </w:r>
+      <w:proofErr w:type="spellEnd"/>
+      <w:r>
+        <w:t xml:space="preserve"> &lt; 0:</w:t>
+      </w:r>
+    </w:p>
+    <w:p>
+      <w:pPr>
+        <w:pStyle w:val="C"/>
+      </w:pPr>
+      <w:r>
+        <w:t>    print(</w:t>
+      </w:r>
+      <w:proofErr w:type="spellStart"/>
+      <w:r>
+        <w:t>f"Sales</w:t>
+      </w:r>
+      <w:proofErr w:type="spellEnd"/>
+      <w:r>
+        <w:t>: Negatively skewed (left-skewed) = {skewness_sales:.2f}")</w:t>
+      </w:r>
+    </w:p>
+    <w:p>
+      <w:pPr>
+        <w:pStyle w:val="C"/>
+      </w:pPr>
+      <w:r>
+        <w:t>else:</w:t>
+      </w:r>
+    </w:p>
+    <w:p>
+      <w:pPr>
+        <w:pStyle w:val="C"/>
+      </w:pPr>
+      <w:r>
+        <w:t>    print(</w:t>
+      </w:r>
+      <w:proofErr w:type="spellStart"/>
+      <w:r>
+        <w:t>f"Sales</w:t>
+      </w:r>
+      <w:proofErr w:type="spellEnd"/>
+      <w:r>
+        <w:t>: Positively skewed (right-skewed) = {skewness_sales:.2f}")</w:t>
+      </w:r>
+    </w:p>
+    <w:p>
+      <w:pPr>
+        <w:pStyle w:val="T"/>
+      </w:pPr>
+    </w:p>
+    <w:p>
+      <w:pPr>
+        <w:pStyle w:val="T"/>
+      </w:pPr>
+      <w:r>
+        <w:drawing>
+          <wp:inline distT="0" distB="0" distL="0" distR="0" wp14:anchorId="56FD55A7" wp14:editId="41163D10">
+            <wp:extent cx="6188710" cy="4124325"/>
+            <wp:effectExtent l="0" t="0" r="2540" b="9525"/>
+            <wp:docPr id="2" name="Picture 2"/>
+            <wp:cNvGraphicFramePr>
+              <a:graphicFrameLocks xmlns:a="http://schemas.openxmlformats.org/drawingml/2006/main" noChangeAspect="1"/>
+            </wp:cNvGraphicFramePr>
+            <a:graphic xmlns:a="http://schemas.openxmlformats.org/drawingml/2006/main">
+              <a:graphicData uri="http://schemas.openxmlformats.org/drawingml/2006/picture">
+                <pic:pic xmlns:pic="http://schemas.openxmlformats.org/drawingml/2006/picture">
+                  <pic:nvPicPr>
+                    <pic:cNvPr id="1" name=""/>
+                    <pic:cNvPicPr/>
+                  </pic:nvPicPr>
+                  <pic:blipFill rotWithShape="1">
+                    <a:blip r:embed="rId15"/>
+                    <a:srcRect b="8740"/>
+                    <a:stretch/>
+                  </pic:blipFill>
+                  <pic:spPr bwMode="auto">
+                    <a:xfrm>
+                      <a:off x="0" y="0"/>
+                      <a:ext cx="6188710" cy="4124325"/>
+                    </a:xfrm>
+                    <a:prstGeom prst="rect">
+                      <a:avLst/>
+                    </a:prstGeom>
+                    <a:ln>
+                      <a:noFill/>
+                    </a:ln>
+                    <a:extLst>
+                      <a:ext uri="{53640926-AAD7-44D8-BBD7-CCE9431645EC}">
+                        <a14:shadowObscured xmlns:a14="http://schemas.microsoft.com/office/drawing/2010/main"/>
+                      </a:ext>
+                    </a:extLst>
+                  </pic:spPr>
+                </pic:pic>
+              </a:graphicData>
+            </a:graphic>
+          </wp:inline>
+        </w:drawing>
+      </w:r>
+    </w:p>
     <w:sectPr>
-      <w:headerReference w:type="even" r:id="rId15"/>
-      <w:headerReference w:type="default" r:id="rId16"/>
-      <w:footerReference w:type="even" r:id="rId17"/>
-      <w:footerReference w:type="default" r:id="rId18"/>
-      <w:headerReference w:type="first" r:id="rId19"/>
-      <w:footerReference w:type="first" r:id="rId20"/>
+      <w:headerReference w:type="even" r:id="rId16"/>
+      <w:headerReference w:type="default" r:id="rId17"/>
+      <w:footerReference w:type="even" r:id="rId18"/>
+      <w:footerReference w:type="default" r:id="rId19"/>
+      <w:headerReference w:type="first" r:id="rId20"/>
+      <w:footerReference w:type="first" r:id="rId21"/>
       <w:pgSz w:w="11906" w:h="16838"/>
       <w:pgMar w:top="1440" w:right="1080" w:bottom="1440" w:left="1080" w:header="708" w:footer="708" w:gutter="0"/>
       <w:cols w:space="708"/>
@@ -3572,6 +4472,7 @@
     <w:rsid w:val="004D0FDD"/>
     <w:rsid w:val="004F7305"/>
     <w:rsid w:val="006D2E04"/>
+    <w:rsid w:val="006E375E"/>
     <w:rsid w:val="00760EAE"/>
     <w:rsid w:val="0077382F"/>
     <w:rsid w:val="008238CD"/>
